--- a/lessons/2-9/downloads/reveal/teacher/2.9-homework-packet-level-1.docx
+++ b/lessons/2-9/downloads/reveal/teacher/2.9-homework-packet-level-1.docx
@@ -78,14 +78,15 @@
           <w:caps/>
           <w:color w:val="003A70"/>
           <w:spacing w:val="12"/>
-          <w:sz w:val="21"/>
+          <w:sz w:val="22"/>
           <w:szCs w:val="21"/>
         </w:rPr>
-        <w:t xml:space="preserve">Lesson 2-9  ·  Homework Packet  ·  Level 1  ·  Sheet 1 of 2</w:t>
+        <w:t xml:space="preserve">Lesson 2-9  ·  Homework Packet  ·  Supported  ·  Session 1 · pages 1–2</w:t>
       </w:r>
     </w:p>
     <w:p>
       <w:pPr>
+        <w:pStyle w:val="Heading1"/>
         <w:keepNext/>
         <w:spacing w:before="0" w:after="10" w:line="240" w:lineRule="auto"/>
       </w:pPr>
@@ -111,7 +112,7 @@
         <w:rPr>
           <w:rFonts w:ascii="Avenir Next" w:hAnsi="Avenir Next" w:cs="Avenir Next" w:eastAsia="Avenir Next"/>
           <w:color w:val="5A5F66"/>
-          <w:sz w:val="17"/>
+          <w:sz w:val="22"/>
           <w:szCs w:val="17"/>
         </w:rPr>
         <w:t xml:space="preserve">Maryland Standard 6.SP.B.5c   ·   Learning target — I can find the mean absolute deviation of a data set and explain what it measures.</w:t>
@@ -158,6 +159,7 @@
           </w:tcPr>
           <w:p>
             <w:pPr>
+              <w:pStyle w:val="Heading2"/>
               <w:spacing w:before="0" w:after="40" w:line="264" w:lineRule="auto"/>
             </w:pPr>
             <w:r>
@@ -185,25 +187,25 @@
                 <w:rFonts w:ascii="Avenir Next" w:hAnsi="Avenir Next" w:cs="Avenir Next" w:eastAsia="Avenir Next"/>
                 <w:b/>
                 <w:color w:val="003A70"/>
+                <w:sz w:val="22"/>
+                <w:szCs w:val="18"/>
+              </w:rPr>
+              <w:t xml:space="preserve">•</w:t>
+            </w:r>
+            <w:r>
+              <w:rPr>
+                <w:rFonts w:ascii="Avenir Next" w:hAnsi="Avenir Next" w:cs="Avenir Next" w:eastAsia="Avenir Next"/>
+                <w:color w:val="1A1A1A"/>
                 <w:sz w:val="18"/>
                 <w:szCs w:val="18"/>
               </w:rPr>
-              <w:t xml:space="preserve">•</w:t>
-            </w:r>
-            <w:r>
-              <w:rPr>
-                <w:rFonts w:ascii="Avenir Next" w:hAnsi="Avenir Next" w:cs="Avenir Next" w:eastAsia="Avenir Next"/>
-                <w:color w:val="1A1A1A"/>
-                <w:sz w:val="18"/>
-                <w:szCs w:val="18"/>
-              </w:rPr>
               <w:tab/>
             </w:r>
             <w:r>
               <w:rPr>
                 <w:rFonts w:ascii="Avenir Next" w:hAnsi="Avenir Next" w:cs="Avenir Next" w:eastAsia="Avenir Next"/>
                 <w:color w:val="1A1A1A"/>
-                <w:sz w:val="18"/>
+                <w:sz w:val="22"/>
                 <w:szCs w:val="18"/>
               </w:rPr>
               <w:t xml:space="preserve">The </w:t>
@@ -213,7 +215,7 @@
                 <w:rFonts w:ascii="Avenir Next" w:hAnsi="Avenir Next" w:cs="Avenir Next" w:eastAsia="Avenir Next"/>
                 <w:b/>
                 <w:color w:val="1A1A1A"/>
-                <w:sz w:val="18"/>
+                <w:sz w:val="22"/>
                 <w:szCs w:val="18"/>
               </w:rPr>
               <w:t xml:space="preserve">MAD</w:t>
@@ -222,7 +224,7 @@
               <w:rPr>
                 <w:rFonts w:ascii="Avenir Next" w:hAnsi="Avenir Next" w:cs="Avenir Next" w:eastAsia="Avenir Next"/>
                 <w:color w:val="1A1A1A"/>
-                <w:sz w:val="18"/>
+                <w:sz w:val="22"/>
                 <w:szCs w:val="18"/>
               </w:rPr>
               <w:t xml:space="preserve"> (mean absolute deviation) is the average </w:t>
@@ -232,7 +234,7 @@
                 <w:rFonts w:ascii="Avenir Next" w:hAnsi="Avenir Next" w:cs="Avenir Next" w:eastAsia="Avenir Next"/>
                 <w:b/>
                 <w:color w:val="1A1A1A"/>
-                <w:sz w:val="18"/>
+                <w:sz w:val="22"/>
                 <w:szCs w:val="18"/>
               </w:rPr>
               <w:t xml:space="preserve">distance</w:t>
@@ -241,7 +243,7 @@
               <w:rPr>
                 <w:rFonts w:ascii="Avenir Next" w:hAnsi="Avenir Next" w:cs="Avenir Next" w:eastAsia="Avenir Next"/>
                 <w:color w:val="1A1A1A"/>
-                <w:sz w:val="18"/>
+                <w:sz w:val="22"/>
                 <w:szCs w:val="18"/>
               </w:rPr>
               <w:t xml:space="preserve"> of the values from the mean. Distances are never negative.</w:t>
@@ -260,25 +262,25 @@
                 <w:rFonts w:ascii="Avenir Next" w:hAnsi="Avenir Next" w:cs="Avenir Next" w:eastAsia="Avenir Next"/>
                 <w:b/>
                 <w:color w:val="003A70"/>
+                <w:sz w:val="22"/>
+                <w:szCs w:val="18"/>
+              </w:rPr>
+              <w:t xml:space="preserve">•</w:t>
+            </w:r>
+            <w:r>
+              <w:rPr>
+                <w:rFonts w:ascii="Avenir Next" w:hAnsi="Avenir Next" w:cs="Avenir Next" w:eastAsia="Avenir Next"/>
+                <w:color w:val="1A1A1A"/>
                 <w:sz w:val="18"/>
                 <w:szCs w:val="18"/>
               </w:rPr>
-              <w:t xml:space="preserve">•</w:t>
-            </w:r>
-            <w:r>
-              <w:rPr>
-                <w:rFonts w:ascii="Avenir Next" w:hAnsi="Avenir Next" w:cs="Avenir Next" w:eastAsia="Avenir Next"/>
-                <w:color w:val="1A1A1A"/>
-                <w:sz w:val="18"/>
-                <w:szCs w:val="18"/>
-              </w:rPr>
               <w:tab/>
             </w:r>
             <w:r>
               <w:rPr>
                 <w:rFonts w:ascii="Avenir Next" w:hAnsi="Avenir Next" w:cs="Avenir Next" w:eastAsia="Avenir Next"/>
                 <w:color w:val="1A1A1A"/>
-                <w:sz w:val="18"/>
+                <w:sz w:val="22"/>
                 <w:szCs w:val="18"/>
               </w:rPr>
               <w:t xml:space="preserve">Find the </w:t>
@@ -288,7 +290,7 @@
                 <w:rFonts w:ascii="Avenir Next" w:hAnsi="Avenir Next" w:cs="Avenir Next" w:eastAsia="Avenir Next"/>
                 <w:b/>
                 <w:color w:val="1A1A1A"/>
-                <w:sz w:val="18"/>
+                <w:sz w:val="22"/>
                 <w:szCs w:val="18"/>
               </w:rPr>
               <w:t xml:space="preserve">mean</w:t>
@@ -297,7 +299,7 @@
               <w:rPr>
                 <w:rFonts w:ascii="Avenir Next" w:hAnsi="Avenir Next" w:cs="Avenir Next" w:eastAsia="Avenir Next"/>
                 <w:color w:val="1A1A1A"/>
-                <w:sz w:val="18"/>
+                <w:sz w:val="22"/>
                 <w:szCs w:val="18"/>
               </w:rPr>
               <w:t xml:space="preserve">. Find each value’s </w:t>
@@ -307,7 +309,7 @@
                 <w:rFonts w:ascii="Avenir Next" w:hAnsi="Avenir Next" w:cs="Avenir Next" w:eastAsia="Avenir Next"/>
                 <w:b/>
                 <w:color w:val="1A1A1A"/>
-                <w:sz w:val="18"/>
+                <w:sz w:val="22"/>
                 <w:szCs w:val="18"/>
               </w:rPr>
               <w:t xml:space="preserve">distance</w:t>
@@ -316,7 +318,7 @@
               <w:rPr>
                 <w:rFonts w:ascii="Avenir Next" w:hAnsi="Avenir Next" w:cs="Avenir Next" w:eastAsia="Avenir Next"/>
                 <w:color w:val="1A1A1A"/>
-                <w:sz w:val="18"/>
+                <w:sz w:val="22"/>
                 <w:szCs w:val="18"/>
               </w:rPr>
               <w:t xml:space="preserve"> from the mean. Then find the </w:t>
@@ -326,7 +328,7 @@
                 <w:rFonts w:ascii="Avenir Next" w:hAnsi="Avenir Next" w:cs="Avenir Next" w:eastAsia="Avenir Next"/>
                 <w:b/>
                 <w:color w:val="1A1A1A"/>
-                <w:sz w:val="18"/>
+                <w:sz w:val="22"/>
                 <w:szCs w:val="18"/>
               </w:rPr>
               <w:t xml:space="preserve">mean of the distances</w:t>
@@ -335,7 +337,7 @@
               <w:rPr>
                 <w:rFonts w:ascii="Avenir Next" w:hAnsi="Avenir Next" w:cs="Avenir Next" w:eastAsia="Avenir Next"/>
                 <w:color w:val="1A1A1A"/>
-                <w:sz w:val="18"/>
+                <w:sz w:val="22"/>
                 <w:szCs w:val="18"/>
               </w:rPr>
               <w:t xml:space="preserve">.</w:t>
@@ -350,6 +352,7 @@
           </w:tcPr>
           <w:p>
             <w:pPr>
+              <w:pStyle w:val="Heading2"/>
               <w:spacing w:before="0" w:after="40" w:line="264" w:lineRule="auto"/>
             </w:pPr>
             <w:r>
@@ -372,7 +375,7 @@
               <w:rPr>
                 <w:rFonts w:ascii="Avenir Next" w:hAnsi="Avenir Next" w:cs="Avenir Next" w:eastAsia="Avenir Next"/>
                 <w:color w:val="1A1A1A"/>
-                <w:sz w:val="17"/>
+                <w:sz w:val="22"/>
                 <w:szCs w:val="17"/>
               </w:rPr>
               <w:t xml:space="preserve">Ruth’s quiz scores are 6, 8, 9, and 13. Find the MAD.</w:t>
@@ -391,25 +394,25 @@
                 <w:rFonts w:ascii="Avenir Next" w:hAnsi="Avenir Next" w:cs="Avenir Next" w:eastAsia="Avenir Next"/>
                 <w:b/>
                 <w:color w:val="003A70"/>
+                <w:sz w:val="22"/>
+                <w:szCs w:val="17"/>
+              </w:rPr>
+              <w:t xml:space="preserve">Step 1</w:t>
+            </w:r>
+            <w:r>
+              <w:rPr>
+                <w:rFonts w:ascii="Avenir Next" w:hAnsi="Avenir Next" w:cs="Avenir Next" w:eastAsia="Avenir Next"/>
+                <w:color w:val="1A1A1A"/>
                 <w:sz w:val="17"/>
                 <w:szCs w:val="17"/>
               </w:rPr>
-              <w:t xml:space="preserve">Step 1</w:t>
-            </w:r>
-            <w:r>
-              <w:rPr>
-                <w:rFonts w:ascii="Avenir Next" w:hAnsi="Avenir Next" w:cs="Avenir Next" w:eastAsia="Avenir Next"/>
-                <w:color w:val="1A1A1A"/>
-                <w:sz w:val="17"/>
-                <w:szCs w:val="17"/>
-              </w:rPr>
               <w:tab/>
             </w:r>
             <w:r>
               <w:rPr>
                 <w:rFonts w:ascii="Avenir Next" w:hAnsi="Avenir Next" w:cs="Avenir Next" w:eastAsia="Avenir Next"/>
                 <w:color w:val="1A1A1A"/>
-                <w:sz w:val="17"/>
+                <w:sz w:val="22"/>
                 <w:szCs w:val="17"/>
               </w:rPr>
               <w:t xml:space="preserve">Mean: 36 ÷ 4 = 9</w:t>
@@ -428,25 +431,25 @@
                 <w:rFonts w:ascii="Avenir Next" w:hAnsi="Avenir Next" w:cs="Avenir Next" w:eastAsia="Avenir Next"/>
                 <w:b/>
                 <w:color w:val="003A70"/>
+                <w:sz w:val="22"/>
+                <w:szCs w:val="17"/>
+              </w:rPr>
+              <w:t xml:space="preserve">Step 2</w:t>
+            </w:r>
+            <w:r>
+              <w:rPr>
+                <w:rFonts w:ascii="Avenir Next" w:hAnsi="Avenir Next" w:cs="Avenir Next" w:eastAsia="Avenir Next"/>
+                <w:color w:val="1A1A1A"/>
                 <w:sz w:val="17"/>
                 <w:szCs w:val="17"/>
               </w:rPr>
-              <w:t xml:space="preserve">Step 2</w:t>
-            </w:r>
-            <w:r>
-              <w:rPr>
-                <w:rFonts w:ascii="Avenir Next" w:hAnsi="Avenir Next" w:cs="Avenir Next" w:eastAsia="Avenir Next"/>
-                <w:color w:val="1A1A1A"/>
-                <w:sz w:val="17"/>
-                <w:szCs w:val="17"/>
-              </w:rPr>
               <w:tab/>
             </w:r>
             <w:r>
               <w:rPr>
                 <w:rFonts w:ascii="Avenir Next" w:hAnsi="Avenir Next" w:cs="Avenir Next" w:eastAsia="Avenir Next"/>
                 <w:color w:val="1A1A1A"/>
-                <w:sz w:val="17"/>
+                <w:sz w:val="22"/>
                 <w:szCs w:val="17"/>
               </w:rPr>
               <w:t xml:space="preserve">Distances from 9: 3, 1, 0, 4</w:t>
@@ -465,25 +468,25 @@
                 <w:rFonts w:ascii="Avenir Next" w:hAnsi="Avenir Next" w:cs="Avenir Next" w:eastAsia="Avenir Next"/>
                 <w:b/>
                 <w:color w:val="003A70"/>
+                <w:sz w:val="22"/>
+                <w:szCs w:val="17"/>
+              </w:rPr>
+              <w:t xml:space="preserve">Step 3</w:t>
+            </w:r>
+            <w:r>
+              <w:rPr>
+                <w:rFonts w:ascii="Avenir Next" w:hAnsi="Avenir Next" w:cs="Avenir Next" w:eastAsia="Avenir Next"/>
+                <w:color w:val="1A1A1A"/>
                 <w:sz w:val="17"/>
                 <w:szCs w:val="17"/>
               </w:rPr>
-              <w:t xml:space="preserve">Step 3</w:t>
-            </w:r>
-            <w:r>
-              <w:rPr>
-                <w:rFonts w:ascii="Avenir Next" w:hAnsi="Avenir Next" w:cs="Avenir Next" w:eastAsia="Avenir Next"/>
-                <w:color w:val="1A1A1A"/>
-                <w:sz w:val="17"/>
-                <w:szCs w:val="17"/>
-              </w:rPr>
               <w:tab/>
             </w:r>
             <w:r>
               <w:rPr>
                 <w:rFonts w:ascii="Avenir Next" w:hAnsi="Avenir Next" w:cs="Avenir Next" w:eastAsia="Avenir Next"/>
                 <w:color w:val="1A1A1A"/>
-                <w:sz w:val="17"/>
+                <w:sz w:val="22"/>
                 <w:szCs w:val="17"/>
               </w:rPr>
               <w:t xml:space="preserve">Mean of distances: 8 ÷ 4 = 2</w:t>
@@ -502,18 +505,18 @@
                 <w:rFonts w:ascii="Avenir Next" w:hAnsi="Avenir Next" w:cs="Avenir Next" w:eastAsia="Avenir Next"/>
                 <w:b/>
                 <w:color w:val="1A1A1A"/>
+                <w:sz w:val="22"/>
+                <w:szCs w:val="17"/>
+              </w:rPr>
+              <w:t xml:space="preserve">Answer</w:t>
+            </w:r>
+            <w:r>
+              <w:rPr>
+                <w:rFonts w:ascii="Avenir Next" w:hAnsi="Avenir Next" w:cs="Avenir Next" w:eastAsia="Avenir Next"/>
+                <w:color w:val="1A1A1A"/>
                 <w:sz w:val="17"/>
                 <w:szCs w:val="17"/>
               </w:rPr>
-              <w:t xml:space="preserve">Answer</w:t>
-            </w:r>
-            <w:r>
-              <w:rPr>
-                <w:rFonts w:ascii="Avenir Next" w:hAnsi="Avenir Next" w:cs="Avenir Next" w:eastAsia="Avenir Next"/>
-                <w:color w:val="1A1A1A"/>
-                <w:sz w:val="17"/>
-                <w:szCs w:val="17"/>
-              </w:rPr>
               <w:tab/>
             </w:r>
             <w:r>
@@ -521,7 +524,7 @@
                 <w:rFonts w:ascii="Avenir Next" w:hAnsi="Avenir Next" w:cs="Avenir Next" w:eastAsia="Avenir Next"/>
                 <w:b/>
                 <w:color w:val="1A1A1A"/>
-                <w:sz w:val="17"/>
+                <w:sz w:val="22"/>
                 <w:szCs w:val="17"/>
               </w:rPr>
               <w:t xml:space="preserve">MAD = 2 points</w:t>
@@ -571,6 +574,7 @@
           </w:tcPr>
           <w:p>
             <w:pPr>
+              <w:pStyle w:val="Heading2"/>
               <w:spacing w:before="0" w:after="40" w:line="264" w:lineRule="auto"/>
             </w:pPr>
             <w:r>
@@ -594,7 +598,7 @@
                 <w:rFonts w:ascii="Avenir Next" w:hAnsi="Avenir Next" w:cs="Avenir Next" w:eastAsia="Avenir Next"/>
                 <w:b/>
                 <w:color w:val="1A1A1A"/>
-                <w:sz w:val="21"/>
+                <w:sz w:val="22"/>
                 <w:szCs w:val="21"/>
               </w:rPr>
               <w:t xml:space="preserve">mean</w:t>
@@ -603,7 +607,7 @@
               <w:rPr>
                 <w:rFonts w:ascii="Avenir Next" w:hAnsi="Avenir Next" w:cs="Avenir Next" w:eastAsia="Avenir Next"/>
                 <w:color w:val="5A5F66"/>
-                <w:sz w:val="21"/>
+                <w:sz w:val="22"/>
                 <w:szCs w:val="21"/>
               </w:rPr>
               <w:t xml:space="preserve"> — </w:t>
@@ -612,7 +616,7 @@
               <w:rPr>
                 <w:rFonts w:ascii="Avenir Next" w:hAnsi="Avenir Next" w:cs="Avenir Next" w:eastAsia="Avenir Next"/>
                 <w:color w:val="1A1A1A"/>
-                <w:sz w:val="21"/>
+                <w:sz w:val="22"/>
                 <w:szCs w:val="21"/>
               </w:rPr>
               <w:t xml:space="preserve">add, then divide by how many</w:t>
@@ -627,7 +631,7 @@
                 <w:rFonts w:ascii="Avenir Next" w:hAnsi="Avenir Next" w:cs="Avenir Next" w:eastAsia="Avenir Next"/>
                 <w:b/>
                 <w:color w:val="1A1A1A"/>
-                <w:sz w:val="21"/>
+                <w:sz w:val="22"/>
                 <w:szCs w:val="21"/>
               </w:rPr>
               <w:t xml:space="preserve">distance</w:t>
@@ -636,7 +640,7 @@
               <w:rPr>
                 <w:rFonts w:ascii="Avenir Next" w:hAnsi="Avenir Next" w:cs="Avenir Next" w:eastAsia="Avenir Next"/>
                 <w:color w:val="5A5F66"/>
-                <w:sz w:val="21"/>
+                <w:sz w:val="22"/>
                 <w:szCs w:val="21"/>
               </w:rPr>
               <w:t xml:space="preserve"> — </w:t>
@@ -645,7 +649,7 @@
               <w:rPr>
                 <w:rFonts w:ascii="Avenir Next" w:hAnsi="Avenir Next" w:cs="Avenir Next" w:eastAsia="Avenir Next"/>
                 <w:color w:val="1A1A1A"/>
-                <w:sz w:val="21"/>
+                <w:sz w:val="22"/>
                 <w:szCs w:val="21"/>
               </w:rPr>
               <w:t xml:space="preserve">how far apart; never negative</w:t>
@@ -671,7 +675,7 @@
                 <w:rFonts w:ascii="Avenir Next" w:hAnsi="Avenir Next" w:cs="Avenir Next" w:eastAsia="Avenir Next"/>
                 <w:b/>
                 <w:color w:val="1A1A1A"/>
-                <w:sz w:val="21"/>
+                <w:sz w:val="22"/>
                 <w:szCs w:val="21"/>
               </w:rPr>
               <w:t xml:space="preserve">MAD</w:t>
@@ -680,7 +684,7 @@
               <w:rPr>
                 <w:rFonts w:ascii="Avenir Next" w:hAnsi="Avenir Next" w:cs="Avenir Next" w:eastAsia="Avenir Next"/>
                 <w:color w:val="5A5F66"/>
-                <w:sz w:val="21"/>
+                <w:sz w:val="22"/>
                 <w:szCs w:val="21"/>
               </w:rPr>
               <w:t xml:space="preserve"> — </w:t>
@@ -689,7 +693,7 @@
               <w:rPr>
                 <w:rFonts w:ascii="Avenir Next" w:hAnsi="Avenir Next" w:cs="Avenir Next" w:eastAsia="Avenir Next"/>
                 <w:color w:val="1A1A1A"/>
-                <w:sz w:val="21"/>
+                <w:sz w:val="22"/>
                 <w:szCs w:val="21"/>
               </w:rPr>
               <w:t xml:space="preserve">the mean of the distances from the mean</w:t>
@@ -700,6 +704,7 @@
     </w:tbl>
     <w:p>
       <w:pPr>
+        <w:pStyle w:val="Heading2"/>
         <w:keepNext/>
         <w:pBdr>
           <w:bottom w:val="single" w:sz="8" w:space="3" w:color="003A70"/>
@@ -715,7 +720,7 @@
           <w:b/>
           <w:color w:val="003A70"/>
           <w:spacing w:val="14"/>
-          <w:sz w:val="21"/>
+          <w:sz w:val="22"/>
           <w:szCs w:val="21"/>
         </w:rPr>
         <w:t xml:space="preserve">PRACTICE</w:t>
@@ -734,7 +739,7 @@
           <w:rFonts w:ascii="Avenir Next" w:hAnsi="Avenir Next" w:cs="Avenir Next" w:eastAsia="Avenir Next"/>
           <w:i/>
           <w:color w:val="5A5F66"/>
-          <w:sz w:val="17"/>
+          <w:sz w:val="22"/>
           <w:szCs w:val="17"/>
         </w:rPr>
         <w:t xml:space="preserve">show your work · label units</w:t>
@@ -830,25 +835,25 @@
                 <w:rFonts w:ascii="Avenir Next" w:hAnsi="Avenir Next" w:cs="Avenir Next" w:eastAsia="Avenir Next"/>
                 <w:b/>
                 <w:color w:val="003A70"/>
+                <w:sz w:val="22"/>
+                <w:szCs w:val="18"/>
+              </w:rPr>
+              <w:t xml:space="preserve">Step 1</w:t>
+            </w:r>
+            <w:r>
+              <w:rPr>
+                <w:rFonts w:ascii="Avenir Next" w:hAnsi="Avenir Next" w:cs="Avenir Next" w:eastAsia="Avenir Next"/>
+                <w:color w:val="1A1A1A"/>
                 <w:sz w:val="18"/>
                 <w:szCs w:val="18"/>
               </w:rPr>
-              <w:t xml:space="preserve">Step 1</w:t>
-            </w:r>
-            <w:r>
-              <w:rPr>
-                <w:rFonts w:ascii="Avenir Next" w:hAnsi="Avenir Next" w:cs="Avenir Next" w:eastAsia="Avenir Next"/>
-                <w:color w:val="1A1A1A"/>
-                <w:sz w:val="18"/>
-                <w:szCs w:val="18"/>
-              </w:rPr>
               <w:tab/>
             </w:r>
             <w:r>
               <w:rPr>
                 <w:rFonts w:ascii="Avenir Next" w:hAnsi="Avenir Next" w:cs="Avenir Next" w:eastAsia="Avenir Next"/>
                 <w:color w:val="1A1A1A"/>
-                <w:sz w:val="21"/>
+                <w:sz w:val="22"/>
                 <w:szCs w:val="21"/>
               </w:rPr>
               <w:t xml:space="preserve">Find how far each value is from 10.</w:t>
@@ -868,25 +873,25 @@
                 <w:rFonts w:ascii="Avenir Next" w:hAnsi="Avenir Next" w:cs="Avenir Next" w:eastAsia="Avenir Next"/>
                 <w:b/>
                 <w:color w:val="003A70"/>
+                <w:sz w:val="22"/>
+                <w:szCs w:val="18"/>
+              </w:rPr>
+              <w:t xml:space="preserve">Step 2</w:t>
+            </w:r>
+            <w:r>
+              <w:rPr>
+                <w:rFonts w:ascii="Avenir Next" w:hAnsi="Avenir Next" w:cs="Avenir Next" w:eastAsia="Avenir Next"/>
+                <w:color w:val="1A1A1A"/>
                 <w:sz w:val="18"/>
                 <w:szCs w:val="18"/>
               </w:rPr>
-              <w:t xml:space="preserve">Step 2</w:t>
-            </w:r>
-            <w:r>
-              <w:rPr>
-                <w:rFonts w:ascii="Avenir Next" w:hAnsi="Avenir Next" w:cs="Avenir Next" w:eastAsia="Avenir Next"/>
-                <w:color w:val="1A1A1A"/>
-                <w:sz w:val="18"/>
-                <w:szCs w:val="18"/>
-              </w:rPr>
               <w:tab/>
             </w:r>
             <w:r>
               <w:rPr>
                 <w:rFonts w:ascii="Avenir Next" w:hAnsi="Avenir Next" w:cs="Avenir Next" w:eastAsia="Avenir Next"/>
                 <w:color w:val="1A1A1A"/>
-                <w:sz w:val="21"/>
+                <w:sz w:val="22"/>
                 <w:szCs w:val="21"/>
               </w:rPr>
               <w:t xml:space="preserve">Add the distances.</w:t>
@@ -906,25 +911,25 @@
                 <w:rFonts w:ascii="Avenir Next" w:hAnsi="Avenir Next" w:cs="Avenir Next" w:eastAsia="Avenir Next"/>
                 <w:b/>
                 <w:color w:val="003A70"/>
+                <w:sz w:val="22"/>
+                <w:szCs w:val="18"/>
+              </w:rPr>
+              <w:t xml:space="preserve">Step 3</w:t>
+            </w:r>
+            <w:r>
+              <w:rPr>
+                <w:rFonts w:ascii="Avenir Next" w:hAnsi="Avenir Next" w:cs="Avenir Next" w:eastAsia="Avenir Next"/>
+                <w:color w:val="1A1A1A"/>
                 <w:sz w:val="18"/>
                 <w:szCs w:val="18"/>
               </w:rPr>
-              <w:t xml:space="preserve">Step 3</w:t>
-            </w:r>
-            <w:r>
-              <w:rPr>
-                <w:rFonts w:ascii="Avenir Next" w:hAnsi="Avenir Next" w:cs="Avenir Next" w:eastAsia="Avenir Next"/>
-                <w:color w:val="1A1A1A"/>
-                <w:sz w:val="18"/>
-                <w:szCs w:val="18"/>
-              </w:rPr>
               <w:tab/>
             </w:r>
             <w:r>
               <w:rPr>
                 <w:rFonts w:ascii="Avenir Next" w:hAnsi="Avenir Next" w:cs="Avenir Next" w:eastAsia="Avenir Next"/>
                 <w:color w:val="1A1A1A"/>
-                <w:sz w:val="21"/>
+                <w:sz w:val="22"/>
                 <w:szCs w:val="21"/>
               </w:rPr>
               <w:t xml:space="preserve">Divide by 5, the number of values.</w:t>
@@ -981,7 +986,7 @@
                       <w:rFonts w:ascii="Avenir Next" w:hAnsi="Avenir Next" w:cs="Avenir Next" w:eastAsia="Avenir Next"/>
                       <w:b/>
                       <w:color w:val="1A1A1A"/>
-                      <w:sz w:val="21"/>
+                      <w:sz w:val="22"/>
                       <w:szCs w:val="21"/>
                     </w:rPr>
                     <w:t xml:space="preserve">Value</w:t>
@@ -1004,7 +1009,7 @@
                       <w:rFonts w:ascii="Avenir Next" w:hAnsi="Avenir Next" w:cs="Avenir Next" w:eastAsia="Avenir Next"/>
                       <w:b/>
                       <w:color w:val="1A1A1A"/>
-                      <w:sz w:val="21"/>
+                      <w:sz w:val="22"/>
                       <w:szCs w:val="21"/>
                     </w:rPr>
                     <w:t xml:space="preserve">5</w:t>
@@ -1027,7 +1032,7 @@
                       <w:rFonts w:ascii="Avenir Next" w:hAnsi="Avenir Next" w:cs="Avenir Next" w:eastAsia="Avenir Next"/>
                       <w:b/>
                       <w:color w:val="1A1A1A"/>
-                      <w:sz w:val="21"/>
+                      <w:sz w:val="22"/>
                       <w:szCs w:val="21"/>
                     </w:rPr>
                     <w:t xml:space="preserve">7</w:t>
@@ -1050,7 +1055,7 @@
                       <w:rFonts w:ascii="Avenir Next" w:hAnsi="Avenir Next" w:cs="Avenir Next" w:eastAsia="Avenir Next"/>
                       <w:b/>
                       <w:color w:val="1A1A1A"/>
-                      <w:sz w:val="21"/>
+                      <w:sz w:val="22"/>
                       <w:szCs w:val="21"/>
                     </w:rPr>
                     <w:t xml:space="preserve">10</w:t>
@@ -1073,7 +1078,7 @@
                       <w:rFonts w:ascii="Avenir Next" w:hAnsi="Avenir Next" w:cs="Avenir Next" w:eastAsia="Avenir Next"/>
                       <w:b/>
                       <w:color w:val="1A1A1A"/>
-                      <w:sz w:val="21"/>
+                      <w:sz w:val="22"/>
                       <w:szCs w:val="21"/>
                     </w:rPr>
                     <w:t xml:space="preserve">12</w:t>
@@ -1096,7 +1101,7 @@
                       <w:rFonts w:ascii="Avenir Next" w:hAnsi="Avenir Next" w:cs="Avenir Next" w:eastAsia="Avenir Next"/>
                       <w:b/>
                       <w:color w:val="1A1A1A"/>
-                      <w:sz w:val="21"/>
+                      <w:sz w:val="22"/>
                       <w:szCs w:val="21"/>
                     </w:rPr>
                     <w:t xml:space="preserve">16</w:t>
@@ -1125,7 +1130,7 @@
                       <w:rFonts w:ascii="Avenir Next" w:hAnsi="Avenir Next" w:cs="Avenir Next" w:eastAsia="Avenir Next"/>
                       <w:b/>
                       <w:color w:val="1A1A1A"/>
-                      <w:sz w:val="21"/>
+                      <w:sz w:val="22"/>
                       <w:szCs w:val="21"/>
                     </w:rPr>
                     <w:t xml:space="preserve">Distance from 10</w:t>
@@ -1202,7 +1207,7 @@
                 <w:rFonts w:ascii="Avenir Next" w:hAnsi="Avenir Next" w:cs="Avenir Next" w:eastAsia="Avenir Next"/>
                 <w:b/>
                 <w:color w:val="1A1A1A"/>
-                <w:sz w:val="18"/>
+                <w:sz w:val="22"/>
                 <w:szCs w:val="18"/>
               </w:rPr>
               <w:t xml:space="preserve">MAD</w:t>
@@ -1315,25 +1320,25 @@
                 <w:rFonts w:ascii="Avenir Next" w:hAnsi="Avenir Next" w:cs="Avenir Next" w:eastAsia="Avenir Next"/>
                 <w:b/>
                 <w:color w:val="003A70"/>
+                <w:sz w:val="22"/>
+                <w:szCs w:val="18"/>
+              </w:rPr>
+              <w:t xml:space="preserve">Step 1</w:t>
+            </w:r>
+            <w:r>
+              <w:rPr>
+                <w:rFonts w:ascii="Avenir Next" w:hAnsi="Avenir Next" w:cs="Avenir Next" w:eastAsia="Avenir Next"/>
+                <w:color w:val="1A1A1A"/>
                 <w:sz w:val="18"/>
                 <w:szCs w:val="18"/>
               </w:rPr>
-              <w:t xml:space="preserve">Step 1</w:t>
-            </w:r>
-            <w:r>
-              <w:rPr>
-                <w:rFonts w:ascii="Avenir Next" w:hAnsi="Avenir Next" w:cs="Avenir Next" w:eastAsia="Avenir Next"/>
-                <w:color w:val="1A1A1A"/>
-                <w:sz w:val="18"/>
-                <w:szCs w:val="18"/>
-              </w:rPr>
               <w:tab/>
             </w:r>
             <w:r>
               <w:rPr>
                 <w:rFonts w:ascii="Avenir Next" w:hAnsi="Avenir Next" w:cs="Avenir Next" w:eastAsia="Avenir Next"/>
                 <w:color w:val="1A1A1A"/>
-                <w:sz w:val="21"/>
+                <w:sz w:val="22"/>
                 <w:szCs w:val="21"/>
               </w:rPr>
               <w:t xml:space="preserve">Find each distance from the mean.</w:t>
@@ -1353,25 +1358,25 @@
                 <w:rFonts w:ascii="Avenir Next" w:hAnsi="Avenir Next" w:cs="Avenir Next" w:eastAsia="Avenir Next"/>
                 <w:b/>
                 <w:color w:val="003A70"/>
+                <w:sz w:val="22"/>
+                <w:szCs w:val="18"/>
+              </w:rPr>
+              <w:t xml:space="preserve">Step 2</w:t>
+            </w:r>
+            <w:r>
+              <w:rPr>
+                <w:rFonts w:ascii="Avenir Next" w:hAnsi="Avenir Next" w:cs="Avenir Next" w:eastAsia="Avenir Next"/>
+                <w:color w:val="1A1A1A"/>
                 <w:sz w:val="18"/>
                 <w:szCs w:val="18"/>
               </w:rPr>
-              <w:t xml:space="preserve">Step 2</w:t>
-            </w:r>
-            <w:r>
-              <w:rPr>
-                <w:rFonts w:ascii="Avenir Next" w:hAnsi="Avenir Next" w:cs="Avenir Next" w:eastAsia="Avenir Next"/>
-                <w:color w:val="1A1A1A"/>
-                <w:sz w:val="18"/>
-                <w:szCs w:val="18"/>
-              </w:rPr>
               <w:tab/>
             </w:r>
             <w:r>
               <w:rPr>
                 <w:rFonts w:ascii="Avenir Next" w:hAnsi="Avenir Next" w:cs="Avenir Next" w:eastAsia="Avenir Next"/>
                 <w:color w:val="1A1A1A"/>
-                <w:sz w:val="21"/>
+                <w:sz w:val="22"/>
                 <w:szCs w:val="21"/>
               </w:rPr>
               <w:t xml:space="preserve">Add the distances. Divide by how many values.</w:t>
@@ -1944,7 +1949,7 @@
                     <w:drawing>
                       <wp:inline distT="0" distB="0" distL="0" distR="0">
                         <wp:extent cx="2743200" cy="1042415"/>
-                        <wp:docPr id="1" name="Figure 1"/>
+                        <wp:docPr id="1" name="Figure 1" descr="Dot plot. Horizontal axis: Number of Pets, 0 to 5, ticks every 1. Dots by value: 0: 1; 1: 2; 2: 2; 3: 2; 4: 1"/>
                         <a:graphic xmlns:a="http://schemas.openxmlformats.org/drawingml/2006/main">
                           <a:graphicData uri="http://schemas.openxmlformats.org/drawingml/2006/picture">
                             <pic:pic xmlns:pic="http://schemas.openxmlformats.org/drawingml/2006/picture">
@@ -2204,7 +2209,7 @@
                 <w:rFonts w:ascii="Avenir Next" w:hAnsi="Avenir Next" w:cs="Avenir Next" w:eastAsia="Avenir Next"/>
                 <w:b/>
                 <w:color w:val="1A1A1A"/>
-                <w:sz w:val="18"/>
+                <w:sz w:val="22"/>
                 <w:szCs w:val="18"/>
               </w:rPr>
               <w:t xml:space="preserve">Mean and MAD</w:t>
@@ -2324,7 +2329,7 @@
                 <w:rFonts w:ascii="Avenir Next" w:hAnsi="Avenir Next" w:cs="Avenir Next" w:eastAsia="Avenir Next"/>
                 <w:b/>
                 <w:color w:val="003A70"/>
-                <w:sz w:val="17"/>
+                <w:sz w:val="22"/>
                 <w:szCs w:val="17"/>
               </w:rPr>
               <w:t xml:space="preserve">Frame  </w:t>
@@ -2334,10 +2339,30 @@
                 <w:rFonts w:ascii="Avenir Next" w:hAnsi="Avenir Next" w:cs="Avenir Next" w:eastAsia="Avenir Next"/>
                 <w:i/>
                 <w:color w:val="1A1A1A"/>
+                <w:sz w:val="22"/>
+                <w:szCs w:val="18"/>
+              </w:rPr>
+              <w:t xml:space="preserve">Eli divided by </w:t>
+            </w:r>
+            <w:r>
+              <w:rPr>
+                <w:rFonts w:ascii="Avenir Next" w:hAnsi="Avenir Next" w:cs="Avenir Next" w:eastAsia="Avenir Next"/>
+                <w:color w:val="1A1A1A"/>
                 <w:sz w:val="18"/>
                 <w:szCs w:val="18"/>
-              </w:rPr>
-              <w:t xml:space="preserve">Eli divided by </w:t>
+                <w:u w:val="single"/>
+              </w:rPr>
+              <w:t xml:space="preserve">      </w:t>
+            </w:r>
+            <w:r>
+              <w:rPr>
+                <w:rFonts w:ascii="Avenir Next" w:hAnsi="Avenir Next" w:cs="Avenir Next" w:eastAsia="Avenir Next"/>
+                <w:i/>
+                <w:color w:val="1A1A1A"/>
+                <w:sz w:val="22"/>
+                <w:szCs w:val="18"/>
+              </w:rPr>
+              <w:t xml:space="preserve"> but he should divide by </w:t>
             </w:r>
             <w:r>
               <w:rPr>
@@ -2354,17 +2379,17 @@
                 <w:rFonts w:ascii="Avenir Next" w:hAnsi="Avenir Next" w:cs="Avenir Next" w:eastAsia="Avenir Next"/>
                 <w:i/>
                 <w:color w:val="1A1A1A"/>
+                <w:sz w:val="22"/>
+                <w:szCs w:val="18"/>
+              </w:rPr>
+              <w:t xml:space="preserve">. The MAD is </w:t>
+            </w:r>
+            <w:r>
+              <w:rPr>
+                <w:rFonts w:ascii="Avenir Next" w:hAnsi="Avenir Next" w:cs="Avenir Next" w:eastAsia="Avenir Next"/>
+                <w:color w:val="1A1A1A"/>
                 <w:sz w:val="18"/>
                 <w:szCs w:val="18"/>
-              </w:rPr>
-              <w:t xml:space="preserve"> but he should divide by </w:t>
-            </w:r>
-            <w:r>
-              <w:rPr>
-                <w:rFonts w:ascii="Avenir Next" w:hAnsi="Avenir Next" w:cs="Avenir Next" w:eastAsia="Avenir Next"/>
-                <w:color w:val="1A1A1A"/>
-                <w:sz w:val="18"/>
-                <w:szCs w:val="18"/>
                 <w:u w:val="single"/>
               </w:rPr>
               <w:t xml:space="preserve">      </w:t>
@@ -2374,27 +2399,7 @@
                 <w:rFonts w:ascii="Avenir Next" w:hAnsi="Avenir Next" w:cs="Avenir Next" w:eastAsia="Avenir Next"/>
                 <w:i/>
                 <w:color w:val="1A1A1A"/>
-                <w:sz w:val="18"/>
-                <w:szCs w:val="18"/>
-              </w:rPr>
-              <w:t xml:space="preserve">. The MAD is </w:t>
-            </w:r>
-            <w:r>
-              <w:rPr>
-                <w:rFonts w:ascii="Avenir Next" w:hAnsi="Avenir Next" w:cs="Avenir Next" w:eastAsia="Avenir Next"/>
-                <w:color w:val="1A1A1A"/>
-                <w:sz w:val="18"/>
-                <w:szCs w:val="18"/>
-                <w:u w:val="single"/>
-              </w:rPr>
-              <w:t xml:space="preserve">      </w:t>
-            </w:r>
-            <w:r>
-              <w:rPr>
-                <w:rFonts w:ascii="Avenir Next" w:hAnsi="Avenir Next" w:cs="Avenir Next" w:eastAsia="Avenir Next"/>
-                <w:i/>
-                <w:color w:val="1A1A1A"/>
-                <w:sz w:val="18"/>
+                <w:sz w:val="22"/>
                 <w:szCs w:val="18"/>
               </w:rPr>
               <w:t xml:space="preserve">.</w:t>
@@ -2523,6 +2528,7 @@
           </w:tcPr>
           <w:p>
             <w:pPr>
+              <w:pStyle w:val="Heading2"/>
               <w:spacing w:before="0" w:after="0" w:line="240" w:lineRule="auto"/>
             </w:pPr>
             <w:r>
@@ -2560,7 +2566,7 @@
               <w:rPr>
                 <w:rFonts w:ascii="Avenir Next" w:hAnsi="Avenir Next" w:cs="Avenir Next" w:eastAsia="Avenir Next"/>
                 <w:color w:val="1A1A1A"/>
-                <w:sz w:val="17"/>
+                <w:sz w:val="22"/>
                 <w:szCs w:val="17"/>
               </w:rPr>
               <w:t xml:space="preserve">  I can do this on my own</w:t>
@@ -2589,7 +2595,7 @@
               <w:rPr>
                 <w:rFonts w:ascii="Avenir Next" w:hAnsi="Avenir Next" w:cs="Avenir Next" w:eastAsia="Avenir Next"/>
                 <w:color w:val="1A1A1A"/>
-                <w:sz w:val="17"/>
+                <w:sz w:val="22"/>
                 <w:szCs w:val="17"/>
               </w:rPr>
               <w:t xml:space="preserve">  I need a little help</w:t>
@@ -2618,7 +2624,7 @@
               <w:rPr>
                 <w:rFonts w:ascii="Avenir Next" w:hAnsi="Avenir Next" w:cs="Avenir Next" w:eastAsia="Avenir Next"/>
                 <w:color w:val="1A1A1A"/>
-                <w:sz w:val="17"/>
+                <w:sz w:val="22"/>
                 <w:szCs w:val="17"/>
               </w:rPr>
               <w:t xml:space="preserve">  I have a question about #</w:t>
@@ -2656,7 +2662,7 @@
         <w:rPr>
           <w:rFonts w:ascii="Avenir Next" w:hAnsi="Avenir Next" w:cs="Avenir Next" w:eastAsia="Avenir Next"/>
           <w:color w:val="5A5F66"/>
-          <w:sz w:val="17"/>
+          <w:sz w:val="22"/>
           <w:szCs w:val="17"/>
         </w:rPr>
         <w:t xml:space="preserve">Tell someone at home what a MAD of 0 would mean for a set of test scores.</w:t>
@@ -2739,14 +2745,15 @@
           <w:caps/>
           <w:color w:val="003A70"/>
           <w:spacing w:val="12"/>
-          <w:sz w:val="21"/>
+          <w:sz w:val="22"/>
           <w:szCs w:val="21"/>
         </w:rPr>
-        <w:t xml:space="preserve">Lesson 2-9  ·  Homework Packet  ·  Level 1  ·  Sheet 2 of 2</w:t>
+        <w:t xml:space="preserve">Lesson 2-9  ·  Homework Packet  ·  Supported  ·  Session 2 · pages 3–4</w:t>
       </w:r>
     </w:p>
     <w:p>
       <w:pPr>
+        <w:pStyle w:val="Heading1"/>
         <w:keepNext/>
         <w:spacing w:before="0" w:after="10" w:line="240" w:lineRule="auto"/>
       </w:pPr>
@@ -2772,7 +2779,7 @@
         <w:rPr>
           <w:rFonts w:ascii="Avenir Next" w:hAnsi="Avenir Next" w:cs="Avenir Next" w:eastAsia="Avenir Next"/>
           <w:color w:val="5A5F66"/>
-          <w:sz w:val="17"/>
+          <w:sz w:val="22"/>
           <w:szCs w:val="17"/>
         </w:rPr>
         <w:t xml:space="preserve">Maryland Standard 6.SP.B.5c   ·   Learning target — I can compare two data sets that share a mean by comparing their mean absolute deviations.</w:t>
@@ -2819,6 +2826,7 @@
           </w:tcPr>
           <w:p>
             <w:pPr>
+              <w:pStyle w:val="Heading2"/>
               <w:spacing w:before="0" w:after="40" w:line="264" w:lineRule="auto"/>
             </w:pPr>
             <w:r>
@@ -2846,25 +2854,25 @@
                 <w:rFonts w:ascii="Avenir Next" w:hAnsi="Avenir Next" w:cs="Avenir Next" w:eastAsia="Avenir Next"/>
                 <w:b/>
                 <w:color w:val="003A70"/>
+                <w:sz w:val="22"/>
+                <w:szCs w:val="18"/>
+              </w:rPr>
+              <w:t xml:space="preserve">•</w:t>
+            </w:r>
+            <w:r>
+              <w:rPr>
+                <w:rFonts w:ascii="Avenir Next" w:hAnsi="Avenir Next" w:cs="Avenir Next" w:eastAsia="Avenir Next"/>
+                <w:color w:val="1A1A1A"/>
                 <w:sz w:val="18"/>
                 <w:szCs w:val="18"/>
               </w:rPr>
-              <w:t xml:space="preserve">•</w:t>
-            </w:r>
-            <w:r>
-              <w:rPr>
-                <w:rFonts w:ascii="Avenir Next" w:hAnsi="Avenir Next" w:cs="Avenir Next" w:eastAsia="Avenir Next"/>
-                <w:color w:val="1A1A1A"/>
-                <w:sz w:val="18"/>
-                <w:szCs w:val="18"/>
-              </w:rPr>
               <w:tab/>
             </w:r>
             <w:r>
               <w:rPr>
                 <w:rFonts w:ascii="Avenir Next" w:hAnsi="Avenir Next" w:cs="Avenir Next" w:eastAsia="Avenir Next"/>
                 <w:color w:val="1A1A1A"/>
-                <w:sz w:val="18"/>
+                <w:sz w:val="22"/>
                 <w:szCs w:val="18"/>
               </w:rPr>
               <w:t xml:space="preserve">When two data sets have the </w:t>
@@ -2874,7 +2882,7 @@
                 <w:rFonts w:ascii="Avenir Next" w:hAnsi="Avenir Next" w:cs="Avenir Next" w:eastAsia="Avenir Next"/>
                 <w:b/>
                 <w:color w:val="1A1A1A"/>
-                <w:sz w:val="18"/>
+                <w:sz w:val="22"/>
                 <w:szCs w:val="18"/>
               </w:rPr>
               <w:t xml:space="preserve">same mean</w:t>
@@ -2883,7 +2891,7 @@
               <w:rPr>
                 <w:rFonts w:ascii="Avenir Next" w:hAnsi="Avenir Next" w:cs="Avenir Next" w:eastAsia="Avenir Next"/>
                 <w:color w:val="1A1A1A"/>
-                <w:sz w:val="18"/>
+                <w:sz w:val="22"/>
                 <w:szCs w:val="18"/>
               </w:rPr>
               <w:t xml:space="preserve">, compare their MADs. State both numbers.</w:t>
@@ -2902,25 +2910,25 @@
                 <w:rFonts w:ascii="Avenir Next" w:hAnsi="Avenir Next" w:cs="Avenir Next" w:eastAsia="Avenir Next"/>
                 <w:b/>
                 <w:color w:val="003A70"/>
+                <w:sz w:val="22"/>
+                <w:szCs w:val="18"/>
+              </w:rPr>
+              <w:t xml:space="preserve">•</w:t>
+            </w:r>
+            <w:r>
+              <w:rPr>
+                <w:rFonts w:ascii="Avenir Next" w:hAnsi="Avenir Next" w:cs="Avenir Next" w:eastAsia="Avenir Next"/>
+                <w:color w:val="1A1A1A"/>
                 <w:sz w:val="18"/>
                 <w:szCs w:val="18"/>
               </w:rPr>
-              <w:t xml:space="preserve">•</w:t>
-            </w:r>
-            <w:r>
-              <w:rPr>
-                <w:rFonts w:ascii="Avenir Next" w:hAnsi="Avenir Next" w:cs="Avenir Next" w:eastAsia="Avenir Next"/>
-                <w:color w:val="1A1A1A"/>
-                <w:sz w:val="18"/>
-                <w:szCs w:val="18"/>
-              </w:rPr>
               <w:tab/>
             </w:r>
             <w:r>
               <w:rPr>
                 <w:rFonts w:ascii="Avenir Next" w:hAnsi="Avenir Next" w:cs="Avenir Next" w:eastAsia="Avenir Next"/>
                 <w:color w:val="1A1A1A"/>
-                <w:sz w:val="18"/>
+                <w:sz w:val="22"/>
                 <w:szCs w:val="18"/>
               </w:rPr>
               <w:t xml:space="preserve">A </w:t>
@@ -2930,7 +2938,7 @@
                 <w:rFonts w:ascii="Avenir Next" w:hAnsi="Avenir Next" w:cs="Avenir Next" w:eastAsia="Avenir Next"/>
                 <w:b/>
                 <w:color w:val="1A1A1A"/>
-                <w:sz w:val="18"/>
+                <w:sz w:val="22"/>
                 <w:szCs w:val="18"/>
               </w:rPr>
               <w:t xml:space="preserve">smaller MAD</w:t>
@@ -2939,7 +2947,7 @@
               <w:rPr>
                 <w:rFonts w:ascii="Avenir Next" w:hAnsi="Avenir Next" w:cs="Avenir Next" w:eastAsia="Avenir Next"/>
                 <w:color w:val="1A1A1A"/>
-                <w:sz w:val="18"/>
+                <w:sz w:val="22"/>
                 <w:szCs w:val="18"/>
               </w:rPr>
               <w:t xml:space="preserve"> means values are closer to the mean: more </w:t>
@@ -2949,7 +2957,7 @@
                 <w:rFonts w:ascii="Avenir Next" w:hAnsi="Avenir Next" w:cs="Avenir Next" w:eastAsia="Avenir Next"/>
                 <w:b/>
                 <w:color w:val="1A1A1A"/>
-                <w:sz w:val="18"/>
+                <w:sz w:val="22"/>
                 <w:szCs w:val="18"/>
               </w:rPr>
               <w:t xml:space="preserve">consistent</w:t>
@@ -2958,7 +2966,7 @@
               <w:rPr>
                 <w:rFonts w:ascii="Avenir Next" w:hAnsi="Avenir Next" w:cs="Avenir Next" w:eastAsia="Avenir Next"/>
                 <w:color w:val="1A1A1A"/>
-                <w:sz w:val="18"/>
+                <w:sz w:val="22"/>
                 <w:szCs w:val="18"/>
               </w:rPr>
               <w:t xml:space="preserve">. A larger MAD means more </w:t>
@@ -2968,7 +2976,7 @@
                 <w:rFonts w:ascii="Avenir Next" w:hAnsi="Avenir Next" w:cs="Avenir Next" w:eastAsia="Avenir Next"/>
                 <w:b/>
                 <w:color w:val="1A1A1A"/>
-                <w:sz w:val="18"/>
+                <w:sz w:val="22"/>
                 <w:szCs w:val="18"/>
               </w:rPr>
               <w:t xml:space="preserve">variability</w:t>
@@ -2977,7 +2985,7 @@
               <w:rPr>
                 <w:rFonts w:ascii="Avenir Next" w:hAnsi="Avenir Next" w:cs="Avenir Next" w:eastAsia="Avenir Next"/>
                 <w:color w:val="1A1A1A"/>
-                <w:sz w:val="18"/>
+                <w:sz w:val="22"/>
                 <w:szCs w:val="18"/>
               </w:rPr>
               <w:t xml:space="preserve">.</w:t>
@@ -2992,6 +3000,7 @@
           </w:tcPr>
           <w:p>
             <w:pPr>
+              <w:pStyle w:val="Heading2"/>
               <w:spacing w:before="0" w:after="40" w:line="264" w:lineRule="auto"/>
             </w:pPr>
             <w:r>
@@ -3014,7 +3023,7 @@
               <w:rPr>
                 <w:rFonts w:ascii="Avenir Next" w:hAnsi="Avenir Next" w:cs="Avenir Next" w:eastAsia="Avenir Next"/>
                 <w:color w:val="1A1A1A"/>
-                <w:sz w:val="17"/>
+                <w:sz w:val="22"/>
                 <w:szCs w:val="17"/>
               </w:rPr>
               <w:t xml:space="preserve">Baker A’s loaves: 496, 500, 500, 504 g. Baker B’s: 488, 496, 504, 512 g. Both means are 500 g. Who is more consistent?</w:t>
@@ -3033,25 +3042,25 @@
                 <w:rFonts w:ascii="Avenir Next" w:hAnsi="Avenir Next" w:cs="Avenir Next" w:eastAsia="Avenir Next"/>
                 <w:b/>
                 <w:color w:val="003A70"/>
+                <w:sz w:val="22"/>
+                <w:szCs w:val="17"/>
+              </w:rPr>
+              <w:t xml:space="preserve">Step 1</w:t>
+            </w:r>
+            <w:r>
+              <w:rPr>
+                <w:rFonts w:ascii="Avenir Next" w:hAnsi="Avenir Next" w:cs="Avenir Next" w:eastAsia="Avenir Next"/>
+                <w:color w:val="1A1A1A"/>
                 <w:sz w:val="17"/>
                 <w:szCs w:val="17"/>
               </w:rPr>
-              <w:t xml:space="preserve">Step 1</w:t>
-            </w:r>
-            <w:r>
-              <w:rPr>
-                <w:rFonts w:ascii="Avenir Next" w:hAnsi="Avenir Next" w:cs="Avenir Next" w:eastAsia="Avenir Next"/>
-                <w:color w:val="1A1A1A"/>
-                <w:sz w:val="17"/>
-                <w:szCs w:val="17"/>
-              </w:rPr>
               <w:tab/>
             </w:r>
             <w:r>
               <w:rPr>
                 <w:rFonts w:ascii="Avenir Next" w:hAnsi="Avenir Next" w:cs="Avenir Next" w:eastAsia="Avenir Next"/>
                 <w:color w:val="1A1A1A"/>
-                <w:sz w:val="17"/>
+                <w:sz w:val="22"/>
                 <w:szCs w:val="17"/>
               </w:rPr>
               <w:t xml:space="preserve">A’s distances: 4, 0, 0, 4. MAD = 8 ÷ 4 = 2 g</w:t>
@@ -3070,25 +3079,25 @@
                 <w:rFonts w:ascii="Avenir Next" w:hAnsi="Avenir Next" w:cs="Avenir Next" w:eastAsia="Avenir Next"/>
                 <w:b/>
                 <w:color w:val="003A70"/>
+                <w:sz w:val="22"/>
+                <w:szCs w:val="17"/>
+              </w:rPr>
+              <w:t xml:space="preserve">Step 2</w:t>
+            </w:r>
+            <w:r>
+              <w:rPr>
+                <w:rFonts w:ascii="Avenir Next" w:hAnsi="Avenir Next" w:cs="Avenir Next" w:eastAsia="Avenir Next"/>
+                <w:color w:val="1A1A1A"/>
                 <w:sz w:val="17"/>
                 <w:szCs w:val="17"/>
               </w:rPr>
-              <w:t xml:space="preserve">Step 2</w:t>
-            </w:r>
-            <w:r>
-              <w:rPr>
-                <w:rFonts w:ascii="Avenir Next" w:hAnsi="Avenir Next" w:cs="Avenir Next" w:eastAsia="Avenir Next"/>
-                <w:color w:val="1A1A1A"/>
-                <w:sz w:val="17"/>
-                <w:szCs w:val="17"/>
-              </w:rPr>
               <w:tab/>
             </w:r>
             <w:r>
               <w:rPr>
                 <w:rFonts w:ascii="Avenir Next" w:hAnsi="Avenir Next" w:cs="Avenir Next" w:eastAsia="Avenir Next"/>
                 <w:color w:val="1A1A1A"/>
-                <w:sz w:val="17"/>
+                <w:sz w:val="22"/>
                 <w:szCs w:val="17"/>
               </w:rPr>
               <w:t xml:space="preserve">B’s distances: 12, 4, 4, 12. MAD = 32 ÷ 4 = 8 g</w:t>
@@ -3107,18 +3116,18 @@
                 <w:rFonts w:ascii="Avenir Next" w:hAnsi="Avenir Next" w:cs="Avenir Next" w:eastAsia="Avenir Next"/>
                 <w:b/>
                 <w:color w:val="1A1A1A"/>
+                <w:sz w:val="22"/>
+                <w:szCs w:val="17"/>
+              </w:rPr>
+              <w:t xml:space="preserve">Answer</w:t>
+            </w:r>
+            <w:r>
+              <w:rPr>
+                <w:rFonts w:ascii="Avenir Next" w:hAnsi="Avenir Next" w:cs="Avenir Next" w:eastAsia="Avenir Next"/>
+                <w:color w:val="1A1A1A"/>
                 <w:sz w:val="17"/>
                 <w:szCs w:val="17"/>
               </w:rPr>
-              <w:t xml:space="preserve">Answer</w:t>
-            </w:r>
-            <w:r>
-              <w:rPr>
-                <w:rFonts w:ascii="Avenir Next" w:hAnsi="Avenir Next" w:cs="Avenir Next" w:eastAsia="Avenir Next"/>
-                <w:color w:val="1A1A1A"/>
-                <w:sz w:val="17"/>
-                <w:szCs w:val="17"/>
-              </w:rPr>
               <w:tab/>
             </w:r>
             <w:r>
@@ -3126,7 +3135,7 @@
                 <w:rFonts w:ascii="Avenir Next" w:hAnsi="Avenir Next" w:cs="Avenir Next" w:eastAsia="Avenir Next"/>
                 <w:b/>
                 <w:color w:val="1A1A1A"/>
-                <w:sz w:val="17"/>
+                <w:sz w:val="22"/>
                 <w:szCs w:val="17"/>
               </w:rPr>
               <w:t xml:space="preserve">Baker A (MAD 2 g versus 8 g)</w:t>
@@ -3176,6 +3185,7 @@
           </w:tcPr>
           <w:p>
             <w:pPr>
+              <w:pStyle w:val="Heading2"/>
               <w:spacing w:before="0" w:after="40" w:line="264" w:lineRule="auto"/>
             </w:pPr>
             <w:r>
@@ -3199,7 +3209,7 @@
                 <w:rFonts w:ascii="Avenir Next" w:hAnsi="Avenir Next" w:cs="Avenir Next" w:eastAsia="Avenir Next"/>
                 <w:b/>
                 <w:color w:val="1A1A1A"/>
-                <w:sz w:val="21"/>
+                <w:sz w:val="22"/>
                 <w:szCs w:val="21"/>
               </w:rPr>
               <w:t xml:space="preserve">consistent</w:t>
@@ -3208,7 +3218,7 @@
               <w:rPr>
                 <w:rFonts w:ascii="Avenir Next" w:hAnsi="Avenir Next" w:cs="Avenir Next" w:eastAsia="Avenir Next"/>
                 <w:color w:val="5A5F66"/>
-                <w:sz w:val="21"/>
+                <w:sz w:val="22"/>
                 <w:szCs w:val="21"/>
               </w:rPr>
               <w:t xml:space="preserve"> — </w:t>
@@ -3217,7 +3227,7 @@
               <w:rPr>
                 <w:rFonts w:ascii="Avenir Next" w:hAnsi="Avenir Next" w:cs="Avenir Next" w:eastAsia="Avenir Next"/>
                 <w:color w:val="1A1A1A"/>
-                <w:sz w:val="21"/>
+                <w:sz w:val="22"/>
                 <w:szCs w:val="21"/>
               </w:rPr>
               <w:t xml:space="preserve">values stay close together</w:t>
@@ -3232,7 +3242,7 @@
                 <w:rFonts w:ascii="Avenir Next" w:hAnsi="Avenir Next" w:cs="Avenir Next" w:eastAsia="Avenir Next"/>
                 <w:b/>
                 <w:color w:val="1A1A1A"/>
-                <w:sz w:val="21"/>
+                <w:sz w:val="22"/>
                 <w:szCs w:val="21"/>
               </w:rPr>
               <w:t xml:space="preserve">MAD</w:t>
@@ -3241,7 +3251,7 @@
               <w:rPr>
                 <w:rFonts w:ascii="Avenir Next" w:hAnsi="Avenir Next" w:cs="Avenir Next" w:eastAsia="Avenir Next"/>
                 <w:color w:val="5A5F66"/>
-                <w:sz w:val="21"/>
+                <w:sz w:val="22"/>
                 <w:szCs w:val="21"/>
               </w:rPr>
               <w:t xml:space="preserve"> — </w:t>
@@ -3250,7 +3260,7 @@
               <w:rPr>
                 <w:rFonts w:ascii="Avenir Next" w:hAnsi="Avenir Next" w:cs="Avenir Next" w:eastAsia="Avenir Next"/>
                 <w:color w:val="1A1A1A"/>
-                <w:sz w:val="21"/>
+                <w:sz w:val="22"/>
                 <w:szCs w:val="21"/>
               </w:rPr>
               <w:t xml:space="preserve">typical distance from the mean</w:t>
@@ -3276,7 +3286,7 @@
                 <w:rFonts w:ascii="Avenir Next" w:hAnsi="Avenir Next" w:cs="Avenir Next" w:eastAsia="Avenir Next"/>
                 <w:b/>
                 <w:color w:val="1A1A1A"/>
-                <w:sz w:val="21"/>
+                <w:sz w:val="22"/>
                 <w:szCs w:val="21"/>
               </w:rPr>
               <w:t xml:space="preserve">variability</w:t>
@@ -3285,7 +3295,7 @@
               <w:rPr>
                 <w:rFonts w:ascii="Avenir Next" w:hAnsi="Avenir Next" w:cs="Avenir Next" w:eastAsia="Avenir Next"/>
                 <w:color w:val="5A5F66"/>
-                <w:sz w:val="21"/>
+                <w:sz w:val="22"/>
                 <w:szCs w:val="21"/>
               </w:rPr>
               <w:t xml:space="preserve"> — </w:t>
@@ -3294,7 +3304,7 @@
               <w:rPr>
                 <w:rFonts w:ascii="Avenir Next" w:hAnsi="Avenir Next" w:cs="Avenir Next" w:eastAsia="Avenir Next"/>
                 <w:color w:val="1A1A1A"/>
-                <w:sz w:val="21"/>
+                <w:sz w:val="22"/>
                 <w:szCs w:val="21"/>
               </w:rPr>
               <w:t xml:space="preserve">how spread out the values are</w:t>
@@ -3305,6 +3315,7 @@
     </w:tbl>
     <w:p>
       <w:pPr>
+        <w:pStyle w:val="Heading2"/>
         <w:keepNext/>
         <w:pBdr>
           <w:bottom w:val="single" w:sz="8" w:space="3" w:color="003A70"/>
@@ -3320,7 +3331,7 @@
           <w:b/>
           <w:color w:val="003A70"/>
           <w:spacing w:val="14"/>
-          <w:sz w:val="21"/>
+          <w:sz w:val="22"/>
           <w:szCs w:val="21"/>
         </w:rPr>
         <w:t xml:space="preserve">PRACTICE</w:t>
@@ -3339,7 +3350,7 @@
           <w:rFonts w:ascii="Avenir Next" w:hAnsi="Avenir Next" w:cs="Avenir Next" w:eastAsia="Avenir Next"/>
           <w:i/>
           <w:color w:val="5A5F66"/>
-          <w:sz w:val="17"/>
+          <w:sz w:val="22"/>
           <w:szCs w:val="17"/>
         </w:rPr>
         <w:t xml:space="preserve">show your work · label units</w:t>
@@ -3483,25 +3494,25 @@
                 <w:rFonts w:ascii="Avenir Next" w:hAnsi="Avenir Next" w:cs="Avenir Next" w:eastAsia="Avenir Next"/>
                 <w:b/>
                 <w:color w:val="003A70"/>
+                <w:sz w:val="22"/>
+                <w:szCs w:val="18"/>
+              </w:rPr>
+              <w:t xml:space="preserve">Step 1</w:t>
+            </w:r>
+            <w:r>
+              <w:rPr>
+                <w:rFonts w:ascii="Avenir Next" w:hAnsi="Avenir Next" w:cs="Avenir Next" w:eastAsia="Avenir Next"/>
+                <w:color w:val="1A1A1A"/>
                 <w:sz w:val="18"/>
                 <w:szCs w:val="18"/>
               </w:rPr>
-              <w:t xml:space="preserve">Step 1</w:t>
-            </w:r>
-            <w:r>
-              <w:rPr>
-                <w:rFonts w:ascii="Avenir Next" w:hAnsi="Avenir Next" w:cs="Avenir Next" w:eastAsia="Avenir Next"/>
-                <w:color w:val="1A1A1A"/>
-                <w:sz w:val="18"/>
-                <w:szCs w:val="18"/>
-              </w:rPr>
               <w:tab/>
             </w:r>
             <w:r>
               <w:rPr>
                 <w:rFonts w:ascii="Avenir Next" w:hAnsi="Avenir Next" w:cs="Avenir Next" w:eastAsia="Avenir Next"/>
                 <w:color w:val="1A1A1A"/>
-                <w:sz w:val="21"/>
+                <w:sz w:val="22"/>
                 <w:szCs w:val="21"/>
               </w:rPr>
               <w:t xml:space="preserve">Find each distance from 12 for Kai. Average them.</w:t>
@@ -3521,25 +3532,25 @@
                 <w:rFonts w:ascii="Avenir Next" w:hAnsi="Avenir Next" w:cs="Avenir Next" w:eastAsia="Avenir Next"/>
                 <w:b/>
                 <w:color w:val="003A70"/>
+                <w:sz w:val="22"/>
+                <w:szCs w:val="18"/>
+              </w:rPr>
+              <w:t xml:space="preserve">Step 2</w:t>
+            </w:r>
+            <w:r>
+              <w:rPr>
+                <w:rFonts w:ascii="Avenir Next" w:hAnsi="Avenir Next" w:cs="Avenir Next" w:eastAsia="Avenir Next"/>
+                <w:color w:val="1A1A1A"/>
                 <w:sz w:val="18"/>
                 <w:szCs w:val="18"/>
               </w:rPr>
-              <w:t xml:space="preserve">Step 2</w:t>
-            </w:r>
-            <w:r>
-              <w:rPr>
-                <w:rFonts w:ascii="Avenir Next" w:hAnsi="Avenir Next" w:cs="Avenir Next" w:eastAsia="Avenir Next"/>
-                <w:color w:val="1A1A1A"/>
-                <w:sz w:val="18"/>
-                <w:szCs w:val="18"/>
-              </w:rPr>
               <w:tab/>
             </w:r>
             <w:r>
               <w:rPr>
                 <w:rFonts w:ascii="Avenir Next" w:hAnsi="Avenir Next" w:cs="Avenir Next" w:eastAsia="Avenir Next"/>
                 <w:color w:val="1A1A1A"/>
-                <w:sz w:val="21"/>
+                <w:sz w:val="22"/>
                 <w:szCs w:val="21"/>
               </w:rPr>
               <w:t xml:space="preserve">Do the same for Leo.</w:t>
@@ -3559,25 +3570,25 @@
                 <w:rFonts w:ascii="Avenir Next" w:hAnsi="Avenir Next" w:cs="Avenir Next" w:eastAsia="Avenir Next"/>
                 <w:b/>
                 <w:color w:val="003A70"/>
+                <w:sz w:val="22"/>
+                <w:szCs w:val="18"/>
+              </w:rPr>
+              <w:t xml:space="preserve">Step 3</w:t>
+            </w:r>
+            <w:r>
+              <w:rPr>
+                <w:rFonts w:ascii="Avenir Next" w:hAnsi="Avenir Next" w:cs="Avenir Next" w:eastAsia="Avenir Next"/>
+                <w:color w:val="1A1A1A"/>
                 <w:sz w:val="18"/>
                 <w:szCs w:val="18"/>
               </w:rPr>
-              <w:t xml:space="preserve">Step 3</w:t>
-            </w:r>
-            <w:r>
-              <w:rPr>
-                <w:rFonts w:ascii="Avenir Next" w:hAnsi="Avenir Next" w:cs="Avenir Next" w:eastAsia="Avenir Next"/>
-                <w:color w:val="1A1A1A"/>
-                <w:sz w:val="18"/>
-                <w:szCs w:val="18"/>
-              </w:rPr>
               <w:tab/>
             </w:r>
             <w:r>
               <w:rPr>
                 <w:rFonts w:ascii="Avenir Next" w:hAnsi="Avenir Next" w:cs="Avenir Next" w:eastAsia="Avenir Next"/>
                 <w:color w:val="1A1A1A"/>
-                <w:sz w:val="21"/>
+                <w:sz w:val="22"/>
                 <w:szCs w:val="21"/>
               </w:rPr>
               <w:t xml:space="preserve">The smaller MAD is more consistent.</w:t>
@@ -4122,7 +4133,7 @@
                     <w:drawing>
                       <wp:inline distT="0" distB="0" distL="0" distR="0">
                         <wp:extent cx="2743200" cy="1042415"/>
-                        <wp:docPr id="2" name="Figure 2"/>
+                        <wp:docPr id="2" name="Figure 2" descr="Dot plot. Horizontal axis: Books Read (Club B), 0 to 10, ticks every 1. Dots by value: 2: 1; 3: 1; 4: 1; 6: 2; 8: 1; 9: 1; 10: 1"/>
                         <a:graphic xmlns:a="http://schemas.openxmlformats.org/drawingml/2006/main">
                           <a:graphicData uri="http://schemas.openxmlformats.org/drawingml/2006/picture">
                             <pic:pic xmlns:pic="http://schemas.openxmlformats.org/drawingml/2006/picture">
@@ -4306,25 +4317,25 @@
                 <w:rFonts w:ascii="Avenir Next" w:hAnsi="Avenir Next" w:cs="Avenir Next" w:eastAsia="Avenir Next"/>
                 <w:b/>
                 <w:color w:val="003A70"/>
+                <w:sz w:val="22"/>
+                <w:szCs w:val="18"/>
+              </w:rPr>
+              <w:t xml:space="preserve">Step 1</w:t>
+            </w:r>
+            <w:r>
+              <w:rPr>
+                <w:rFonts w:ascii="Avenir Next" w:hAnsi="Avenir Next" w:cs="Avenir Next" w:eastAsia="Avenir Next"/>
+                <w:color w:val="1A1A1A"/>
                 <w:sz w:val="18"/>
                 <w:szCs w:val="18"/>
               </w:rPr>
-              <w:t xml:space="preserve">Step 1</w:t>
-            </w:r>
-            <w:r>
-              <w:rPr>
-                <w:rFonts w:ascii="Avenir Next" w:hAnsi="Avenir Next" w:cs="Avenir Next" w:eastAsia="Avenir Next"/>
-                <w:color w:val="1A1A1A"/>
-                <w:sz w:val="18"/>
-                <w:szCs w:val="18"/>
-              </w:rPr>
               <w:tab/>
             </w:r>
             <w:r>
               <w:rPr>
                 <w:rFonts w:ascii="Avenir Next" w:hAnsi="Avenir Next" w:cs="Avenir Next" w:eastAsia="Avenir Next"/>
                 <w:color w:val="1A1A1A"/>
-                <w:sz w:val="21"/>
+                <w:sz w:val="22"/>
                 <w:szCs w:val="21"/>
               </w:rPr>
               <w:t xml:space="preserve">Find each distance from 20.</w:t>
@@ -4344,25 +4355,25 @@
                 <w:rFonts w:ascii="Avenir Next" w:hAnsi="Avenir Next" w:cs="Avenir Next" w:eastAsia="Avenir Next"/>
                 <w:b/>
                 <w:color w:val="003A70"/>
+                <w:sz w:val="22"/>
+                <w:szCs w:val="18"/>
+              </w:rPr>
+              <w:t xml:space="preserve">Step 2</w:t>
+            </w:r>
+            <w:r>
+              <w:rPr>
+                <w:rFonts w:ascii="Avenir Next" w:hAnsi="Avenir Next" w:cs="Avenir Next" w:eastAsia="Avenir Next"/>
+                <w:color w:val="1A1A1A"/>
                 <w:sz w:val="18"/>
                 <w:szCs w:val="18"/>
               </w:rPr>
-              <w:t xml:space="preserve">Step 2</w:t>
-            </w:r>
-            <w:r>
-              <w:rPr>
-                <w:rFonts w:ascii="Avenir Next" w:hAnsi="Avenir Next" w:cs="Avenir Next" w:eastAsia="Avenir Next"/>
-                <w:color w:val="1A1A1A"/>
-                <w:sz w:val="18"/>
-                <w:szCs w:val="18"/>
-              </w:rPr>
               <w:tab/>
             </w:r>
             <w:r>
               <w:rPr>
                 <w:rFonts w:ascii="Avenir Next" w:hAnsi="Avenir Next" w:cs="Avenir Next" w:eastAsia="Avenir Next"/>
                 <w:color w:val="1A1A1A"/>
-                <w:sz w:val="21"/>
+                <w:sz w:val="22"/>
                 <w:szCs w:val="21"/>
               </w:rPr>
               <w:t xml:space="preserve">Add and divide by 4 for each garden.</w:t>
@@ -4826,7 +4837,7 @@
                     <w:rPr>
                       <w:rFonts w:ascii="Avenir Next" w:hAnsi="Avenir Next" w:cs="Avenir Next" w:eastAsia="Avenir Next"/>
                       <w:color w:val="1A1A1A"/>
-                      <w:sz w:val="21"/>
+                      <w:sz w:val="22"/>
                       <w:szCs w:val="21"/>
                     </w:rPr>
                     <w:t xml:space="preserve">Route 5</w:t>
@@ -4865,7 +4876,7 @@
                     <w:rPr>
                       <w:rFonts w:ascii="Avenir Next" w:hAnsi="Avenir Next" w:cs="Avenir Next" w:eastAsia="Avenir Next"/>
                       <w:color w:val="1A1A1A"/>
-                      <w:sz w:val="21"/>
+                      <w:sz w:val="22"/>
                       <w:szCs w:val="21"/>
                     </w:rPr>
                     <w:t xml:space="preserve">Route 9</w:t>
@@ -4904,7 +4915,7 @@
                     <w:rPr>
                       <w:rFonts w:ascii="Avenir Next" w:hAnsi="Avenir Next" w:cs="Avenir Next" w:eastAsia="Avenir Next"/>
                       <w:color w:val="1A1A1A"/>
-                      <w:sz w:val="21"/>
+                      <w:sz w:val="22"/>
                       <w:szCs w:val="21"/>
                     </w:rPr>
                     <w:t xml:space="preserve">They are the same</w:t>
@@ -5023,7 +5034,7 @@
                 <w:rFonts w:ascii="Avenir Next" w:hAnsi="Avenir Next" w:cs="Avenir Next" w:eastAsia="Avenir Next"/>
                 <w:b/>
                 <w:color w:val="003A70"/>
-                <w:sz w:val="17"/>
+                <w:sz w:val="22"/>
                 <w:szCs w:val="17"/>
               </w:rPr>
               <w:t xml:space="preserve">Frame  </w:t>
@@ -5033,10 +5044,30 @@
                 <w:rFonts w:ascii="Avenir Next" w:hAnsi="Avenir Next" w:cs="Avenir Next" w:eastAsia="Avenir Next"/>
                 <w:i/>
                 <w:color w:val="1A1A1A"/>
+                <w:sz w:val="22"/>
+                <w:szCs w:val="18"/>
+              </w:rPr>
+              <w:t xml:space="preserve">Jordan is wrong because bigger numbers do not mean </w:t>
+            </w:r>
+            <w:r>
+              <w:rPr>
+                <w:rFonts w:ascii="Avenir Next" w:hAnsi="Avenir Next" w:cs="Avenir Next" w:eastAsia="Avenir Next"/>
+                <w:color w:val="1A1A1A"/>
                 <w:sz w:val="18"/>
                 <w:szCs w:val="18"/>
-              </w:rPr>
-              <w:t xml:space="preserve">Jordan is wrong because bigger numbers do not mean </w:t>
+                <w:u w:val="single"/>
+              </w:rPr>
+              <w:t xml:space="preserve">      </w:t>
+            </w:r>
+            <w:r>
+              <w:rPr>
+                <w:rFonts w:ascii="Avenir Next" w:hAnsi="Avenir Next" w:cs="Avenir Next" w:eastAsia="Avenir Next"/>
+                <w:i/>
+                <w:color w:val="1A1A1A"/>
+                <w:sz w:val="22"/>
+                <w:szCs w:val="18"/>
+              </w:rPr>
+              <w:t xml:space="preserve">. Set S has the larger MAD: </w:t>
             </w:r>
             <w:r>
               <w:rPr>
@@ -5053,27 +5084,7 @@
                 <w:rFonts w:ascii="Avenir Next" w:hAnsi="Avenir Next" w:cs="Avenir Next" w:eastAsia="Avenir Next"/>
                 <w:i/>
                 <w:color w:val="1A1A1A"/>
-                <w:sz w:val="18"/>
-                <w:szCs w:val="18"/>
-              </w:rPr>
-              <w:t xml:space="preserve">. Set S has the larger MAD: </w:t>
-            </w:r>
-            <w:r>
-              <w:rPr>
-                <w:rFonts w:ascii="Avenir Next" w:hAnsi="Avenir Next" w:cs="Avenir Next" w:eastAsia="Avenir Next"/>
-                <w:color w:val="1A1A1A"/>
-                <w:sz w:val="18"/>
-                <w:szCs w:val="18"/>
-                <w:u w:val="single"/>
-              </w:rPr>
-              <w:t xml:space="preserve">      </w:t>
-            </w:r>
-            <w:r>
-              <w:rPr>
-                <w:rFonts w:ascii="Avenir Next" w:hAnsi="Avenir Next" w:cs="Avenir Next" w:eastAsia="Avenir Next"/>
-                <w:i/>
-                <w:color w:val="1A1A1A"/>
-                <w:sz w:val="18"/>
+                <w:sz w:val="22"/>
                 <w:szCs w:val="18"/>
               </w:rPr>
               <w:t xml:space="preserve">.</w:t>
@@ -5160,6 +5171,7 @@
     </w:p>
     <w:p>
       <w:pPr>
+        <w:pStyle w:val="Heading2"/>
         <w:keepNext/>
         <w:pBdr>
           <w:bottom w:val="single" w:sz="8" w:space="3" w:color="003A70"/>
@@ -5175,7 +5187,7 @@
           <w:b/>
           <w:color w:val="003A70"/>
           <w:spacing w:val="14"/>
-          <w:sz w:val="21"/>
+          <w:sz w:val="22"/>
           <w:szCs w:val="21"/>
         </w:rPr>
         <w:t xml:space="preserve">TEST PRACTICE</w:t>
@@ -5194,7 +5206,7 @@
           <w:rFonts w:ascii="Avenir Next" w:hAnsi="Avenir Next" w:cs="Avenir Next" w:eastAsia="Avenir Next"/>
           <w:i/>
           <w:color w:val="5A5F66"/>
-          <w:sz w:val="17"/>
+          <w:sz w:val="22"/>
           <w:szCs w:val="17"/>
         </w:rPr>
         <w:t xml:space="preserve">choose the best answer</w:t>
@@ -5326,25 +5338,25 @@
                       <w:rFonts w:ascii="Avenir Next" w:hAnsi="Avenir Next" w:cs="Avenir Next" w:eastAsia="Avenir Next"/>
                       <w:b/>
                       <w:color w:val="003A70"/>
+                      <w:sz w:val="22"/>
+                      <w:szCs w:val="21"/>
+                    </w:rPr>
+                    <w:t xml:space="preserve">A</w:t>
+                  </w:r>
+                  <w:r>
+                    <w:rPr>
+                      <w:rFonts w:ascii="Avenir Next" w:hAnsi="Avenir Next" w:cs="Avenir Next" w:eastAsia="Avenir Next"/>
+                      <w:color w:val="1A1A1A"/>
                       <w:sz w:val="21"/>
                       <w:szCs w:val="21"/>
                     </w:rPr>
-                    <w:t xml:space="preserve">A</w:t>
-                  </w:r>
-                  <w:r>
-                    <w:rPr>
-                      <w:rFonts w:ascii="Avenir Next" w:hAnsi="Avenir Next" w:cs="Avenir Next" w:eastAsia="Avenir Next"/>
-                      <w:color w:val="1A1A1A"/>
-                      <w:sz w:val="21"/>
-                      <w:szCs w:val="21"/>
-                    </w:rPr>
                     <w:tab/>
                   </w:r>
                   <w:r>
                     <w:rPr>
                       <w:rFonts w:ascii="Avenir Next" w:hAnsi="Avenir Next" w:cs="Avenir Next" w:eastAsia="Avenir Next"/>
                       <w:color w:val="1A1A1A"/>
-                      <w:sz w:val="21"/>
+                      <w:sz w:val="22"/>
                       <w:szCs w:val="21"/>
                     </w:rPr>
                     <w:t xml:space="preserve">A varies less.</w:t>
@@ -5369,25 +5381,25 @@
                       <w:rFonts w:ascii="Avenir Next" w:hAnsi="Avenir Next" w:cs="Avenir Next" w:eastAsia="Avenir Next"/>
                       <w:b/>
                       <w:color w:val="003A70"/>
+                      <w:sz w:val="22"/>
+                      <w:szCs w:val="21"/>
+                    </w:rPr>
+                    <w:t xml:space="preserve">B</w:t>
+                  </w:r>
+                  <w:r>
+                    <w:rPr>
+                      <w:rFonts w:ascii="Avenir Next" w:hAnsi="Avenir Next" w:cs="Avenir Next" w:eastAsia="Avenir Next"/>
+                      <w:color w:val="1A1A1A"/>
                       <w:sz w:val="21"/>
                       <w:szCs w:val="21"/>
                     </w:rPr>
-                    <w:t xml:space="preserve">B</w:t>
-                  </w:r>
-                  <w:r>
-                    <w:rPr>
-                      <w:rFonts w:ascii="Avenir Next" w:hAnsi="Avenir Next" w:cs="Avenir Next" w:eastAsia="Avenir Next"/>
-                      <w:color w:val="1A1A1A"/>
-                      <w:sz w:val="21"/>
-                      <w:szCs w:val="21"/>
-                    </w:rPr>
                     <w:tab/>
                   </w:r>
                   <w:r>
                     <w:rPr>
                       <w:rFonts w:ascii="Avenir Next" w:hAnsi="Avenir Next" w:cs="Avenir Next" w:eastAsia="Avenir Next"/>
                       <w:color w:val="1A1A1A"/>
-                      <w:sz w:val="21"/>
+                      <w:sz w:val="22"/>
                       <w:szCs w:val="21"/>
                     </w:rPr>
                     <w:t xml:space="preserve">B varies less.</w:t>
@@ -5412,25 +5424,25 @@
                       <w:rFonts w:ascii="Avenir Next" w:hAnsi="Avenir Next" w:cs="Avenir Next" w:eastAsia="Avenir Next"/>
                       <w:b/>
                       <w:color w:val="003A70"/>
+                      <w:sz w:val="22"/>
+                      <w:szCs w:val="21"/>
+                    </w:rPr>
+                    <w:t xml:space="preserve">C</w:t>
+                  </w:r>
+                  <w:r>
+                    <w:rPr>
+                      <w:rFonts w:ascii="Avenir Next" w:hAnsi="Avenir Next" w:cs="Avenir Next" w:eastAsia="Avenir Next"/>
+                      <w:color w:val="1A1A1A"/>
                       <w:sz w:val="21"/>
                       <w:szCs w:val="21"/>
                     </w:rPr>
-                    <w:t xml:space="preserve">C</w:t>
-                  </w:r>
-                  <w:r>
-                    <w:rPr>
-                      <w:rFonts w:ascii="Avenir Next" w:hAnsi="Avenir Next" w:cs="Avenir Next" w:eastAsia="Avenir Next"/>
-                      <w:color w:val="1A1A1A"/>
-                      <w:sz w:val="21"/>
-                      <w:szCs w:val="21"/>
-                    </w:rPr>
                     <w:tab/>
                   </w:r>
                   <w:r>
                     <w:rPr>
                       <w:rFonts w:ascii="Avenir Next" w:hAnsi="Avenir Next" w:cs="Avenir Next" w:eastAsia="Avenir Next"/>
                       <w:color w:val="1A1A1A"/>
-                      <w:sz w:val="21"/>
+                      <w:sz w:val="22"/>
                       <w:szCs w:val="21"/>
                     </w:rPr>
                     <w:t xml:space="preserve">Same spread.</w:t>
@@ -5455,25 +5467,25 @@
                       <w:rFonts w:ascii="Avenir Next" w:hAnsi="Avenir Next" w:cs="Avenir Next" w:eastAsia="Avenir Next"/>
                       <w:b/>
                       <w:color w:val="003A70"/>
+                      <w:sz w:val="22"/>
+                      <w:szCs w:val="21"/>
+                    </w:rPr>
+                    <w:t xml:space="preserve">D</w:t>
+                  </w:r>
+                  <w:r>
+                    <w:rPr>
+                      <w:rFonts w:ascii="Avenir Next" w:hAnsi="Avenir Next" w:cs="Avenir Next" w:eastAsia="Avenir Next"/>
+                      <w:color w:val="1A1A1A"/>
                       <w:sz w:val="21"/>
                       <w:szCs w:val="21"/>
                     </w:rPr>
-                    <w:t xml:space="preserve">D</w:t>
-                  </w:r>
-                  <w:r>
-                    <w:rPr>
-                      <w:rFonts w:ascii="Avenir Next" w:hAnsi="Avenir Next" w:cs="Avenir Next" w:eastAsia="Avenir Next"/>
-                      <w:color w:val="1A1A1A"/>
-                      <w:sz w:val="21"/>
-                      <w:szCs w:val="21"/>
-                    </w:rPr>
                     <w:tab/>
                   </w:r>
                   <w:r>
                     <w:rPr>
                       <w:rFonts w:ascii="Avenir Next" w:hAnsi="Avenir Next" w:cs="Avenir Next" w:eastAsia="Avenir Next"/>
                       <w:color w:val="1A1A1A"/>
-                      <w:sz w:val="21"/>
+                      <w:sz w:val="22"/>
                       <w:szCs w:val="21"/>
                     </w:rPr>
                     <w:t xml:space="preserve">Cannot tell.</w:t>
@@ -5621,25 +5633,25 @@
                       <w:rFonts w:ascii="Avenir Next" w:hAnsi="Avenir Next" w:cs="Avenir Next" w:eastAsia="Avenir Next"/>
                       <w:b/>
                       <w:color w:val="003A70"/>
+                      <w:sz w:val="22"/>
+                      <w:szCs w:val="21"/>
+                    </w:rPr>
+                    <w:t xml:space="preserve">A</w:t>
+                  </w:r>
+                  <w:r>
+                    <w:rPr>
+                      <w:rFonts w:ascii="Avenir Next" w:hAnsi="Avenir Next" w:cs="Avenir Next" w:eastAsia="Avenir Next"/>
+                      <w:color w:val="1A1A1A"/>
                       <w:sz w:val="21"/>
                       <w:szCs w:val="21"/>
                     </w:rPr>
-                    <w:t xml:space="preserve">A</w:t>
-                  </w:r>
-                  <w:r>
-                    <w:rPr>
-                      <w:rFonts w:ascii="Avenir Next" w:hAnsi="Avenir Next" w:cs="Avenir Next" w:eastAsia="Avenir Next"/>
-                      <w:color w:val="1A1A1A"/>
-                      <w:sz w:val="21"/>
-                      <w:szCs w:val="21"/>
-                    </w:rPr>
                     <w:tab/>
                   </w:r>
                   <w:r>
                     <w:rPr>
                       <w:rFonts w:ascii="Avenir Next" w:hAnsi="Avenir Next" w:cs="Avenir Next" w:eastAsia="Avenir Next"/>
                       <w:color w:val="1A1A1A"/>
-                      <w:sz w:val="21"/>
+                      <w:sz w:val="22"/>
                       <w:szCs w:val="21"/>
                     </w:rPr>
                     <w:t xml:space="preserve">0</w:t>
@@ -5664,25 +5676,25 @@
                       <w:rFonts w:ascii="Avenir Next" w:hAnsi="Avenir Next" w:cs="Avenir Next" w:eastAsia="Avenir Next"/>
                       <w:b/>
                       <w:color w:val="003A70"/>
+                      <w:sz w:val="22"/>
+                      <w:szCs w:val="21"/>
+                    </w:rPr>
+                    <w:t xml:space="preserve">B</w:t>
+                  </w:r>
+                  <w:r>
+                    <w:rPr>
+                      <w:rFonts w:ascii="Avenir Next" w:hAnsi="Avenir Next" w:cs="Avenir Next" w:eastAsia="Avenir Next"/>
+                      <w:color w:val="1A1A1A"/>
                       <w:sz w:val="21"/>
                       <w:szCs w:val="21"/>
                     </w:rPr>
-                    <w:t xml:space="preserve">B</w:t>
-                  </w:r>
-                  <w:r>
-                    <w:rPr>
-                      <w:rFonts w:ascii="Avenir Next" w:hAnsi="Avenir Next" w:cs="Avenir Next" w:eastAsia="Avenir Next"/>
-                      <w:color w:val="1A1A1A"/>
-                      <w:sz w:val="21"/>
-                      <w:szCs w:val="21"/>
-                    </w:rPr>
                     <w:tab/>
                   </w:r>
                   <w:r>
                     <w:rPr>
                       <w:rFonts w:ascii="Avenir Next" w:hAnsi="Avenir Next" w:cs="Avenir Next" w:eastAsia="Avenir Next"/>
                       <w:color w:val="1A1A1A"/>
-                      <w:sz w:val="21"/>
+                      <w:sz w:val="22"/>
                       <w:szCs w:val="21"/>
                     </w:rPr>
                     <w:t xml:space="preserve">2</w:t>
@@ -5707,25 +5719,25 @@
                       <w:rFonts w:ascii="Avenir Next" w:hAnsi="Avenir Next" w:cs="Avenir Next" w:eastAsia="Avenir Next"/>
                       <w:b/>
                       <w:color w:val="003A70"/>
+                      <w:sz w:val="22"/>
+                      <w:szCs w:val="21"/>
+                    </w:rPr>
+                    <w:t xml:space="preserve">C</w:t>
+                  </w:r>
+                  <w:r>
+                    <w:rPr>
+                      <w:rFonts w:ascii="Avenir Next" w:hAnsi="Avenir Next" w:cs="Avenir Next" w:eastAsia="Avenir Next"/>
+                      <w:color w:val="1A1A1A"/>
                       <w:sz w:val="21"/>
                       <w:szCs w:val="21"/>
                     </w:rPr>
-                    <w:t xml:space="preserve">C</w:t>
-                  </w:r>
-                  <w:r>
-                    <w:rPr>
-                      <w:rFonts w:ascii="Avenir Next" w:hAnsi="Avenir Next" w:cs="Avenir Next" w:eastAsia="Avenir Next"/>
-                      <w:color w:val="1A1A1A"/>
-                      <w:sz w:val="21"/>
-                      <w:szCs w:val="21"/>
-                    </w:rPr>
                     <w:tab/>
                   </w:r>
                   <w:r>
                     <w:rPr>
                       <w:rFonts w:ascii="Avenir Next" w:hAnsi="Avenir Next" w:cs="Avenir Next" w:eastAsia="Avenir Next"/>
                       <w:color w:val="1A1A1A"/>
-                      <w:sz w:val="21"/>
+                      <w:sz w:val="22"/>
                       <w:szCs w:val="21"/>
                     </w:rPr>
                     <w:t xml:space="preserve">6</w:t>
@@ -5750,25 +5762,25 @@
                       <w:rFonts w:ascii="Avenir Next" w:hAnsi="Avenir Next" w:cs="Avenir Next" w:eastAsia="Avenir Next"/>
                       <w:b/>
                       <w:color w:val="003A70"/>
+                      <w:sz w:val="22"/>
+                      <w:szCs w:val="21"/>
+                    </w:rPr>
+                    <w:t xml:space="preserve">D</w:t>
+                  </w:r>
+                  <w:r>
+                    <w:rPr>
+                      <w:rFonts w:ascii="Avenir Next" w:hAnsi="Avenir Next" w:cs="Avenir Next" w:eastAsia="Avenir Next"/>
+                      <w:color w:val="1A1A1A"/>
                       <w:sz w:val="21"/>
                       <w:szCs w:val="21"/>
                     </w:rPr>
-                    <w:t xml:space="preserve">D</w:t>
-                  </w:r>
-                  <w:r>
-                    <w:rPr>
-                      <w:rFonts w:ascii="Avenir Next" w:hAnsi="Avenir Next" w:cs="Avenir Next" w:eastAsia="Avenir Next"/>
-                      <w:color w:val="1A1A1A"/>
-                      <w:sz w:val="21"/>
-                      <w:szCs w:val="21"/>
-                    </w:rPr>
                     <w:tab/>
                   </w:r>
                   <w:r>
                     <w:rPr>
                       <w:rFonts w:ascii="Avenir Next" w:hAnsi="Avenir Next" w:cs="Avenir Next" w:eastAsia="Avenir Next"/>
                       <w:color w:val="1A1A1A"/>
-                      <w:sz w:val="21"/>
+                      <w:sz w:val="22"/>
                       <w:szCs w:val="21"/>
                     </w:rPr>
                     <w:t xml:space="preserve">8</w:t>
@@ -5834,6 +5846,7 @@
           </w:tcPr>
           <w:p>
             <w:pPr>
+              <w:pStyle w:val="Heading2"/>
               <w:spacing w:before="0" w:after="0" w:line="240" w:lineRule="auto"/>
             </w:pPr>
             <w:r>
@@ -5871,7 +5884,7 @@
               <w:rPr>
                 <w:rFonts w:ascii="Avenir Next" w:hAnsi="Avenir Next" w:cs="Avenir Next" w:eastAsia="Avenir Next"/>
                 <w:color w:val="1A1A1A"/>
-                <w:sz w:val="17"/>
+                <w:sz w:val="22"/>
                 <w:szCs w:val="17"/>
               </w:rPr>
               <w:t xml:space="preserve">  I can do this on my own</w:t>
@@ -5900,7 +5913,7 @@
               <w:rPr>
                 <w:rFonts w:ascii="Avenir Next" w:hAnsi="Avenir Next" w:cs="Avenir Next" w:eastAsia="Avenir Next"/>
                 <w:color w:val="1A1A1A"/>
-                <w:sz w:val="17"/>
+                <w:sz w:val="22"/>
                 <w:szCs w:val="17"/>
               </w:rPr>
               <w:t xml:space="preserve">  I need a little help</w:t>
@@ -5929,7 +5942,7 @@
               <w:rPr>
                 <w:rFonts w:ascii="Avenir Next" w:hAnsi="Avenir Next" w:cs="Avenir Next" w:eastAsia="Avenir Next"/>
                 <w:color w:val="1A1A1A"/>
-                <w:sz w:val="17"/>
+                <w:sz w:val="22"/>
                 <w:szCs w:val="17"/>
               </w:rPr>
               <w:t xml:space="preserve">  I have a question about #</w:t>
@@ -6036,7 +6049,106 @@
               <w:sz w:val="15"/>
               <w:szCs w:val="15"/>
             </w:rPr>
-            <w:t xml:space="preserve">Lesson 2-9  ·  Homework Packet  ·  Level 1</w:t>
+            <w:t xml:space="preserve">2-9 · Page </w:t>
+          </w:r>
+          <w:r>
+            <w:rPr>
+              <w:rFonts w:ascii="Avenir Next" w:hAnsi="Avenir Next" w:cs="Avenir Next" w:eastAsia="Avenir Next"/>
+              <w:color w:val="5A5F66"/>
+              <w:sz w:val="15"/>
+              <w:szCs w:val="15"/>
+            </w:rPr>
+            <w:fldChar w:fldCharType="begin"/>
+          </w:r>
+          <w:r>
+            <w:rPr>
+              <w:rFonts w:ascii="Avenir Next" w:hAnsi="Avenir Next" w:cs="Avenir Next" w:eastAsia="Avenir Next"/>
+              <w:color w:val="5A5F66"/>
+              <w:sz w:val="15"/>
+              <w:szCs w:val="15"/>
+            </w:rPr>
+            <w:instrText xml:space="preserve"> PAGE </w:instrText>
+          </w:r>
+          <w:r>
+            <w:rPr>
+              <w:rFonts w:ascii="Avenir Next" w:hAnsi="Avenir Next" w:cs="Avenir Next" w:eastAsia="Avenir Next"/>
+              <w:color w:val="5A5F66"/>
+              <w:sz w:val="15"/>
+              <w:szCs w:val="15"/>
+            </w:rPr>
+            <w:fldChar w:fldCharType="separate"/>
+          </w:r>
+          <w:r>
+            <w:rPr>
+              <w:rFonts w:ascii="Avenir Next" w:hAnsi="Avenir Next" w:cs="Avenir Next" w:eastAsia="Avenir Next"/>
+              <w:color w:val="5A5F66"/>
+              <w:sz w:val="15"/>
+              <w:szCs w:val="15"/>
+            </w:rPr>
+            <w:t xml:space="preserve">1</w:t>
+          </w:r>
+          <w:r>
+            <w:rPr>
+              <w:rFonts w:ascii="Avenir Next" w:hAnsi="Avenir Next" w:cs="Avenir Next" w:eastAsia="Avenir Next"/>
+              <w:color w:val="5A5F66"/>
+              <w:sz w:val="15"/>
+              <w:szCs w:val="15"/>
+            </w:rPr>
+            <w:fldChar w:fldCharType="end"/>
+          </w:r>
+          <w:r>
+            <w:rPr>
+              <w:rFonts w:ascii="Avenir Next" w:hAnsi="Avenir Next" w:cs="Avenir Next" w:eastAsia="Avenir Next"/>
+              <w:color w:val="5A5F66"/>
+              <w:sz w:val="15"/>
+              <w:szCs w:val="15"/>
+            </w:rPr>
+            <w:t xml:space="preserve"> of </w:t>
+          </w:r>
+          <w:r>
+            <w:rPr>
+              <w:rFonts w:ascii="Avenir Next" w:hAnsi="Avenir Next" w:cs="Avenir Next" w:eastAsia="Avenir Next"/>
+              <w:color w:val="5A5F66"/>
+              <w:sz w:val="15"/>
+              <w:szCs w:val="15"/>
+            </w:rPr>
+            <w:fldChar w:fldCharType="begin"/>
+          </w:r>
+          <w:r>
+            <w:rPr>
+              <w:rFonts w:ascii="Avenir Next" w:hAnsi="Avenir Next" w:cs="Avenir Next" w:eastAsia="Avenir Next"/>
+              <w:color w:val="5A5F66"/>
+              <w:sz w:val="15"/>
+              <w:szCs w:val="15"/>
+            </w:rPr>
+            <w:instrText xml:space="preserve"> NUMPAGES </w:instrText>
+          </w:r>
+          <w:r>
+            <w:rPr>
+              <w:rFonts w:ascii="Avenir Next" w:hAnsi="Avenir Next" w:cs="Avenir Next" w:eastAsia="Avenir Next"/>
+              <w:color w:val="5A5F66"/>
+              <w:sz w:val="15"/>
+              <w:szCs w:val="15"/>
+            </w:rPr>
+            <w:fldChar w:fldCharType="separate"/>
+          </w:r>
+          <w:r>
+            <w:rPr>
+              <w:rFonts w:ascii="Avenir Next" w:hAnsi="Avenir Next" w:cs="Avenir Next" w:eastAsia="Avenir Next"/>
+              <w:color w:val="5A5F66"/>
+              <w:sz w:val="15"/>
+              <w:szCs w:val="15"/>
+            </w:rPr>
+            <w:t xml:space="preserve">1</w:t>
+          </w:r>
+          <w:r>
+            <w:rPr>
+              <w:rFonts w:ascii="Avenir Next" w:hAnsi="Avenir Next" w:cs="Avenir Next" w:eastAsia="Avenir Next"/>
+              <w:color w:val="5A5F66"/>
+              <w:sz w:val="15"/>
+              <w:szCs w:val="15"/>
+            </w:rPr>
+            <w:fldChar w:fldCharType="end"/>
           </w:r>
         </w:p>
       </w:tc>
@@ -6079,5 +6191,23 @@
       </w:tblCellMar>
     </w:tblPr>
   </w:style>
+  <w:style w:type="paragraph" w:styleId="Heading1">
+    <w:name w:val="heading 1"/>
+    <w:basedOn w:val="Normal"/>
+    <w:pPr>
+      <w:outlineLvl w:val="0"/>
+      <w:keepNext w:val="0"/>
+      <w:keepLines w:val="0"/>
+    </w:pPr>
+  </w:style>
+  <w:style w:type="paragraph" w:styleId="Heading2">
+    <w:name w:val="heading 2"/>
+    <w:basedOn w:val="Normal"/>
+    <w:pPr>
+      <w:outlineLvl w:val="1"/>
+      <w:keepNext w:val="0"/>
+      <w:keepLines w:val="0"/>
+    </w:pPr>
+  </w:style>
 </w:styles>
 </file>